--- a/Bases de Datos II/Kit docente/Clase 11/Solucion Taller Clase 11 - VetCare.docx
+++ b/Bases de Datos II/Kit docente/Clase 11/Solucion Taller Clase 11 - VetCare.docx
@@ -177,7 +177,7 @@
           <w:color w:val="2B2B2B"/>
           <w:sz w:val="22"/>
         </w:rPr>
-        <w:t>Subir el avance intermedio (enlace o ZIP con DDL + procs + ER) a Campus Virtual UNIAJC si el docente lo solicita, como respaldo verificable del progreso a mitad de corte.</w:t>
+        <w:t>Subir el avance intermedio (enlace o ZIP con DDL + procs + ER) a ExamLab si el docente lo solicita, como respaldo verificable del progreso a mitad de corte.</w:t>
       </w:r>
     </w:p>
     <w:p>

--- a/Bases de Datos II/Kit docente/Clase 11/Solucion Taller Clase 11 - VetCare.docx
+++ b/Bases de Datos II/Kit docente/Clase 11/Solucion Taller Clase 11 - VetCare.docx
@@ -162,7 +162,7 @@
           <w:color w:val="2B2B2B"/>
           <w:sz w:val="22"/>
         </w:rPr>
-        <w:t>Listar explicitamente los gaps (huecos) que quedan pendientes, cada uno con un responsable del equipo asignado — no dejar gaps sin dueño.</w:t>
+        <w:t>Listar explicitamente los gaps (huecos) que quedan pendientes, cada uno con un responsable con nombre (tu mismo si trabajas solo; repartido si hay equipo autorizado) — no dejar gaps sin dueño.</w:t>
       </w:r>
     </w:p>
     <w:p>

--- a/Bases de Datos II/Kit docente/Clase 11/Solucion Taller Clase 11 - VetCare.docx
+++ b/Bases de Datos II/Kit docente/Clase 11/Solucion Taller Clase 11 - VetCare.docx
@@ -38,6 +38,7 @@
       <w:r>
         <w:rPr>
           <w:rFonts w:ascii="Consolas" w:hAnsi="Consolas"/>
+          <w:b w:val="0"/>
           <w:i/>
           <w:color w:val="111111"/>
           <w:sz w:val="20"/>
@@ -90,6 +91,7 @@
       <w:r>
         <w:rPr>
           <w:rFonts w:ascii="Consolas" w:hAnsi="Consolas"/>
+          <w:b w:val="0"/>
           <w:color w:val="111111"/>
           <w:sz w:val="21"/>
         </w:rPr>
@@ -290,20 +292,40 @@
           <w:color w:val="4A4A49"/>
           <w:sz w:val="21"/>
         </w:rPr>
-        <w:t>la prueba 5 de la pregunta 2 da `cumple = FALSE` a proposito.</w:t>
-      </w:r>
-      <w:r>
-        <w:rPr>
-          <w:b w:val="0"/>
+        <w:t xml:space="preserve">la prueba 5 de la pregunta 2 da </w:t>
+      </w:r>
+      <w:r>
+        <w:rPr>
+          <w:rFonts w:ascii="Consolas" w:hAnsi="Consolas"/>
+          <w:b/>
           <w:i/>
+          <w:color w:val="111111"/>
+          <w:sz w:val="20"/>
+        </w:rPr>
+        <w:t>cumple = FALSE</w:t>
+      </w:r>
+      <w:r>
+        <w:rPr>
+          <w:b/>
+          <w:i/>
           <w:color w:val="4A4A49"/>
           <w:sz w:val="21"/>
         </w:rPr>
+        <w:t xml:space="preserve"> a proposito.</w:t>
+      </w:r>
+      <w:r>
+        <w:rPr>
+          <w:b w:val="0"/>
+          <w:i/>
+          <w:color w:val="4A4A49"/>
+          <w:sz w:val="21"/>
+        </w:rPr>
         <w:t xml:space="preserve"> Las tres facturas que trae la base sembrada estan descuadradas contra la suma de sus detalles —71.000 contra 41.400, 47.000 contra 16.500 y 60.200 contra 28.600— y ese </w:t>
       </w:r>
       <w:r>
         <w:rPr>
           <w:rFonts w:ascii="Consolas" w:hAnsi="Consolas"/>
+          <w:b w:val="0"/>
           <w:i/>
           <w:color w:val="111111"/>
           <w:sz w:val="20"/>
@@ -438,6 +460,7 @@
       <w:r>
         <w:rPr>
           <w:rFonts w:ascii="Consolas" w:hAnsi="Consolas"/>
+          <w:b w:val="0"/>
           <w:color w:val="111111"/>
           <w:sz w:val="21"/>
         </w:rPr>
@@ -459,6 +482,7 @@
       <w:r>
         <w:rPr>
           <w:rFonts w:ascii="Consolas" w:hAnsi="Consolas"/>
+          <w:b w:val="0"/>
           <w:color w:val="111111"/>
           <w:sz w:val="21"/>
         </w:rPr>
@@ -480,6 +504,7 @@
       <w:r>
         <w:rPr>
           <w:rFonts w:ascii="Consolas" w:hAnsi="Consolas"/>
+          <w:b w:val="0"/>
           <w:color w:val="111111"/>
           <w:sz w:val="21"/>
         </w:rPr>
@@ -673,6 +698,7 @@
             <w:r>
               <w:rPr>
                 <w:rFonts w:ascii="Consolas" w:hAnsi="Consolas"/>
+                <w:b w:val="0"/>
                 <w:color w:val="111111"/>
                 <w:sz w:val="19"/>
               </w:rPr>
@@ -742,6 +768,7 @@
             <w:r>
               <w:rPr>
                 <w:rFonts w:ascii="Consolas" w:hAnsi="Consolas"/>
+                <w:b w:val="0"/>
                 <w:color w:val="111111"/>
                 <w:sz w:val="19"/>
               </w:rPr>
@@ -809,6 +836,7 @@
             <w:r>
               <w:rPr>
                 <w:rFonts w:ascii="Consolas" w:hAnsi="Consolas"/>
+                <w:b w:val="0"/>
                 <w:color w:val="111111"/>
                 <w:sz w:val="19"/>
               </w:rPr>
@@ -878,6 +906,7 @@
             <w:r>
               <w:rPr>
                 <w:rFonts w:ascii="Consolas" w:hAnsi="Consolas"/>
+                <w:b w:val="0"/>
                 <w:color w:val="111111"/>
                 <w:sz w:val="19"/>
               </w:rPr>
@@ -945,6 +974,7 @@
             <w:r>
               <w:rPr>
                 <w:rFonts w:ascii="Consolas" w:hAnsi="Consolas"/>
+                <w:b w:val="0"/>
                 <w:color w:val="111111"/>
                 <w:sz w:val="19"/>
               </w:rPr>
@@ -1025,6 +1055,7 @@
       <w:r>
         <w:rPr>
           <w:rFonts w:ascii="Consolas" w:hAnsi="Consolas"/>
+          <w:b w:val="0"/>
           <w:color w:val="111111"/>
           <w:sz w:val="21"/>
         </w:rPr>
@@ -1046,7 +1077,24 @@
           <w:color w:val="4A4A49"/>
           <w:sz w:val="22"/>
         </w:rPr>
-        <w:t>1. `audit_cita` va sin relacion de FK, y es una decision, no un olvido.</w:t>
+        <w:t xml:space="preserve">1. </w:t>
+      </w:r>
+      <w:r>
+        <w:rPr>
+          <w:rFonts w:ascii="Consolas" w:hAnsi="Consolas"/>
+          <w:b/>
+          <w:color w:val="111111"/>
+          <w:sz w:val="21"/>
+        </w:rPr>
+        <w:t>audit_cita</w:t>
+      </w:r>
+      <w:r>
+        <w:rPr>
+          <w:b/>
+          <w:color w:val="4A4A49"/>
+          <w:sz w:val="22"/>
+        </w:rPr>
+        <w:t xml:space="preserve"> va sin relacion de FK, y es una decision, no un olvido.</w:t>
       </w:r>
       <w:r>
         <w:rPr>
@@ -1059,6 +1107,7 @@
       <w:r>
         <w:rPr>
           <w:rFonts w:ascii="Consolas" w:hAnsi="Consolas"/>
+          <w:b w:val="0"/>
           <w:color w:val="111111"/>
           <w:sz w:val="21"/>
         </w:rPr>
@@ -1091,6 +1140,7 @@
       <w:r>
         <w:rPr>
           <w:rFonts w:ascii="Consolas" w:hAnsi="Consolas"/>
+          <w:b w:val="0"/>
           <w:color w:val="111111"/>
           <w:sz w:val="21"/>
         </w:rPr>
@@ -1107,6 +1157,7 @@
       <w:r>
         <w:rPr>
           <w:rFonts w:ascii="Consolas" w:hAnsi="Consolas"/>
+          <w:b w:val="0"/>
           <w:color w:val="111111"/>
           <w:sz w:val="21"/>
         </w:rPr>
@@ -1144,7 +1195,41 @@
           <w:color w:val="4A4A49"/>
           <w:sz w:val="22"/>
         </w:rPr>
-        <w:t>2. La cardinalidad `cita`–`consulta` es la unica discutible, y hay que saber defender las dos versiones.</w:t>
+        <w:t xml:space="preserve">2. La cardinalidad </w:t>
+      </w:r>
+      <w:r>
+        <w:rPr>
+          <w:rFonts w:ascii="Consolas" w:hAnsi="Consolas"/>
+          <w:b/>
+          <w:color w:val="111111"/>
+          <w:sz w:val="21"/>
+        </w:rPr>
+        <w:t>cita</w:t>
+      </w:r>
+      <w:r>
+        <w:rPr>
+          <w:b/>
+          <w:color w:val="4A4A49"/>
+          <w:sz w:val="22"/>
+        </w:rPr>
+        <w:t>–</w:t>
+      </w:r>
+      <w:r>
+        <w:rPr>
+          <w:rFonts w:ascii="Consolas" w:hAnsi="Consolas"/>
+          <w:b/>
+          <w:color w:val="111111"/>
+          <w:sz w:val="21"/>
+        </w:rPr>
+        <w:t>consulta</w:t>
+      </w:r>
+      <w:r>
+        <w:rPr>
+          <w:b/>
+          <w:color w:val="4A4A49"/>
+          <w:sz w:val="22"/>
+        </w:rPr>
+        <w:t xml:space="preserve"> es la unica discutible, y hay que saber defender las dos versiones.</w:t>
       </w:r>
       <w:r>
         <w:rPr>
@@ -1173,6 +1258,7 @@
       <w:r>
         <w:rPr>
           <w:rFonts w:ascii="Consolas" w:hAnsi="Consolas"/>
+          <w:b w:val="0"/>
           <w:color w:val="111111"/>
           <w:sz w:val="21"/>
         </w:rPr>
@@ -1205,6 +1291,7 @@
       <w:r>
         <w:rPr>
           <w:rFonts w:ascii="Consolas" w:hAnsi="Consolas"/>
+          <w:b w:val="0"/>
           <w:color w:val="111111"/>
           <w:sz w:val="21"/>
         </w:rPr>
@@ -1253,6 +1340,7 @@
       <w:r>
         <w:rPr>
           <w:rFonts w:ascii="Consolas" w:hAnsi="Consolas"/>
+          <w:b w:val="0"/>
           <w:color w:val="111111"/>
           <w:sz w:val="21"/>
         </w:rPr>
@@ -1269,6 +1357,7 @@
       <w:r>
         <w:rPr>
           <w:rFonts w:ascii="Consolas" w:hAnsi="Consolas"/>
+          <w:b w:val="0"/>
           <w:color w:val="111111"/>
           <w:sz w:val="21"/>
         </w:rPr>
@@ -1285,6 +1374,7 @@
       <w:r>
         <w:rPr>
           <w:rFonts w:ascii="Consolas" w:hAnsi="Consolas"/>
+          <w:b w:val="0"/>
           <w:color w:val="111111"/>
           <w:sz w:val="21"/>
         </w:rPr>
@@ -1301,6 +1391,7 @@
       <w:r>
         <w:rPr>
           <w:rFonts w:ascii="Consolas" w:hAnsi="Consolas"/>
+          <w:b w:val="0"/>
           <w:color w:val="111111"/>
           <w:sz w:val="21"/>
         </w:rPr>
@@ -1333,6 +1424,7 @@
       <w:r>
         <w:rPr>
           <w:rFonts w:ascii="Consolas" w:hAnsi="Consolas"/>
+          <w:b w:val="0"/>
           <w:color w:val="111111"/>
           <w:sz w:val="21"/>
         </w:rPr>
@@ -1367,6 +1459,7 @@
       <w:r>
         <w:rPr>
           <w:rFonts w:ascii="Consolas" w:hAnsi="Consolas"/>
+          <w:b w:val="0"/>
           <w:color w:val="111111"/>
           <w:sz w:val="21"/>
         </w:rPr>
@@ -1383,6 +1476,7 @@
       <w:r>
         <w:rPr>
           <w:rFonts w:ascii="Consolas" w:hAnsi="Consolas"/>
+          <w:b w:val="0"/>
           <w:color w:val="111111"/>
           <w:sz w:val="21"/>
         </w:rPr>
@@ -1399,6 +1493,7 @@
       <w:r>
         <w:rPr>
           <w:rFonts w:ascii="Consolas" w:hAnsi="Consolas"/>
+          <w:b w:val="0"/>
           <w:color w:val="111111"/>
           <w:sz w:val="21"/>
         </w:rPr>
@@ -1415,6 +1510,7 @@
       <w:r>
         <w:rPr>
           <w:rFonts w:ascii="Consolas" w:hAnsi="Consolas"/>
+          <w:b w:val="0"/>
           <w:color w:val="111111"/>
           <w:sz w:val="21"/>
         </w:rPr>
@@ -1431,6 +1527,7 @@
       <w:r>
         <w:rPr>
           <w:rFonts w:ascii="Consolas" w:hAnsi="Consolas"/>
+          <w:b w:val="0"/>
           <w:color w:val="111111"/>
           <w:sz w:val="21"/>
         </w:rPr>
@@ -1447,6 +1544,7 @@
       <w:r>
         <w:rPr>
           <w:rFonts w:ascii="Consolas" w:hAnsi="Consolas"/>
+          <w:b w:val="0"/>
           <w:color w:val="111111"/>
           <w:sz w:val="21"/>
         </w:rPr>
@@ -1463,6 +1561,7 @@
       <w:r>
         <w:rPr>
           <w:rFonts w:ascii="Consolas" w:hAnsi="Consolas"/>
+          <w:b w:val="0"/>
           <w:color w:val="111111"/>
           <w:sz w:val="21"/>
         </w:rPr>
@@ -1479,6 +1578,7 @@
       <w:r>
         <w:rPr>
           <w:rFonts w:ascii="Consolas" w:hAnsi="Consolas"/>
+          <w:b w:val="0"/>
           <w:color w:val="111111"/>
           <w:sz w:val="21"/>
         </w:rPr>
@@ -1495,6 +1595,7 @@
       <w:r>
         <w:rPr>
           <w:rFonts w:ascii="Consolas" w:hAnsi="Consolas"/>
+          <w:b w:val="0"/>
           <w:color w:val="111111"/>
           <w:sz w:val="21"/>
         </w:rPr>
@@ -2388,6 +2489,7 @@
       <w:r>
         <w:rPr>
           <w:rFonts w:ascii="Consolas" w:hAnsi="Consolas"/>
+          <w:b w:val="0"/>
           <w:color w:val="111111"/>
           <w:sz w:val="21"/>
         </w:rPr>
@@ -2404,6 +2506,7 @@
       <w:r>
         <w:rPr>
           <w:rFonts w:ascii="Consolas" w:hAnsi="Consolas"/>
+          <w:b w:val="0"/>
           <w:color w:val="111111"/>
           <w:sz w:val="21"/>
         </w:rPr>
@@ -2473,6 +2576,7 @@
       <w:r>
         <w:rPr>
           <w:rFonts w:ascii="Consolas" w:hAnsi="Consolas"/>
+          <w:b w:val="0"/>
           <w:color w:val="111111"/>
           <w:sz w:val="21"/>
         </w:rPr>
@@ -2489,6 +2593,7 @@
       <w:r>
         <w:rPr>
           <w:rFonts w:ascii="Consolas" w:hAnsi="Consolas"/>
+          <w:b w:val="0"/>
           <w:color w:val="111111"/>
           <w:sz w:val="21"/>
         </w:rPr>
@@ -2505,6 +2610,7 @@
       <w:r>
         <w:rPr>
           <w:rFonts w:ascii="Consolas" w:hAnsi="Consolas"/>
+          <w:b w:val="0"/>
           <w:color w:val="111111"/>
           <w:sz w:val="21"/>
         </w:rPr>
@@ -2521,6 +2627,7 @@
       <w:r>
         <w:rPr>
           <w:rFonts w:ascii="Consolas" w:hAnsi="Consolas"/>
+          <w:b w:val="0"/>
           <w:color w:val="111111"/>
           <w:sz w:val="21"/>
         </w:rPr>
@@ -2537,6 +2644,7 @@
       <w:r>
         <w:rPr>
           <w:rFonts w:ascii="Consolas" w:hAnsi="Consolas"/>
+          <w:b w:val="0"/>
           <w:color w:val="111111"/>
           <w:sz w:val="21"/>
         </w:rPr>
@@ -2553,6 +2661,7 @@
       <w:r>
         <w:rPr>
           <w:rFonts w:ascii="Consolas" w:hAnsi="Consolas"/>
+          <w:b w:val="0"/>
           <w:color w:val="111111"/>
           <w:sz w:val="21"/>
         </w:rPr>
@@ -2569,6 +2678,7 @@
       <w:r>
         <w:rPr>
           <w:rFonts w:ascii="Consolas" w:hAnsi="Consolas"/>
+          <w:b w:val="0"/>
           <w:color w:val="111111"/>
           <w:sz w:val="21"/>
         </w:rPr>
@@ -2593,7 +2703,24 @@
           <w:color w:val="4A4A49"/>
           <w:sz w:val="22"/>
         </w:rPr>
-        <w:t>3 pts — `audit_cita` dibujada sin FK y con la razon dicha.</w:t>
+        <w:t xml:space="preserve">3 pts — </w:t>
+      </w:r>
+      <w:r>
+        <w:rPr>
+          <w:rFonts w:ascii="Consolas" w:hAnsi="Consolas"/>
+          <w:b/>
+          <w:color w:val="111111"/>
+          <w:sz w:val="21"/>
+        </w:rPr>
+        <w:t>audit_cita</w:t>
+      </w:r>
+      <w:r>
+        <w:rPr>
+          <w:b/>
+          <w:color w:val="4A4A49"/>
+          <w:sz w:val="22"/>
+        </w:rPr>
+        <w:t xml:space="preserve"> dibujada sin FK y con la razon dicha.</w:t>
       </w:r>
       <w:r>
         <w:rPr>
@@ -2622,6 +2749,7 @@
       <w:r>
         <w:rPr>
           <w:rFonts w:ascii="Consolas" w:hAnsi="Consolas"/>
+          <w:b w:val="0"/>
           <w:color w:val="111111"/>
           <w:sz w:val="21"/>
         </w:rPr>
@@ -2659,6 +2787,7 @@
       <w:r>
         <w:rPr>
           <w:rFonts w:ascii="Consolas" w:hAnsi="Consolas"/>
+          <w:b w:val="0"/>
           <w:color w:val="111111"/>
           <w:sz w:val="21"/>
         </w:rPr>
@@ -2675,6 +2804,7 @@
       <w:r>
         <w:rPr>
           <w:rFonts w:ascii="Consolas" w:hAnsi="Consolas"/>
+          <w:b w:val="0"/>
           <w:color w:val="111111"/>
           <w:sz w:val="21"/>
         </w:rPr>
@@ -2691,6 +2821,7 @@
       <w:r>
         <w:rPr>
           <w:rFonts w:ascii="Consolas" w:hAnsi="Consolas"/>
+          <w:b w:val="0"/>
           <w:color w:val="111111"/>
           <w:sz w:val="21"/>
         </w:rPr>
@@ -2707,6 +2838,7 @@
       <w:r>
         <w:rPr>
           <w:rFonts w:ascii="Consolas" w:hAnsi="Consolas"/>
+          <w:b w:val="0"/>
           <w:color w:val="111111"/>
           <w:sz w:val="21"/>
         </w:rPr>
@@ -2723,6 +2855,7 @@
       <w:r>
         <w:rPr>
           <w:rFonts w:ascii="Consolas" w:hAnsi="Consolas"/>
+          <w:b w:val="0"/>
           <w:color w:val="111111"/>
           <w:sz w:val="21"/>
         </w:rPr>
@@ -2739,6 +2872,7 @@
       <w:r>
         <w:rPr>
           <w:rFonts w:ascii="Consolas" w:hAnsi="Consolas"/>
+          <w:b w:val="0"/>
           <w:color w:val="111111"/>
           <w:sz w:val="21"/>
         </w:rPr>
@@ -2755,6 +2889,7 @@
       <w:r>
         <w:rPr>
           <w:rFonts w:ascii="Consolas" w:hAnsi="Consolas"/>
+          <w:b w:val="0"/>
           <w:color w:val="111111"/>
           <w:sz w:val="21"/>
         </w:rPr>
@@ -2771,6 +2906,7 @@
       <w:r>
         <w:rPr>
           <w:rFonts w:ascii="Consolas" w:hAnsi="Consolas"/>
+          <w:b w:val="0"/>
           <w:color w:val="111111"/>
           <w:sz w:val="21"/>
         </w:rPr>
@@ -2787,6 +2923,7 @@
       <w:r>
         <w:rPr>
           <w:rFonts w:ascii="Consolas" w:hAnsi="Consolas"/>
+          <w:b w:val="0"/>
           <w:color w:val="111111"/>
           <w:sz w:val="21"/>
         </w:rPr>
@@ -2824,6 +2961,7 @@
       <w:r>
         <w:rPr>
           <w:rFonts w:ascii="Consolas" w:hAnsi="Consolas"/>
+          <w:b w:val="0"/>
           <w:color w:val="111111"/>
           <w:sz w:val="21"/>
         </w:rPr>
@@ -2877,6 +3015,7 @@
       <w:r>
         <w:rPr>
           <w:rFonts w:ascii="Consolas" w:hAnsi="Consolas"/>
+          <w:b w:val="0"/>
           <w:color w:val="111111"/>
           <w:sz w:val="21"/>
         </w:rPr>
@@ -2893,6 +3032,7 @@
       <w:r>
         <w:rPr>
           <w:rFonts w:ascii="Consolas" w:hAnsi="Consolas"/>
+          <w:b w:val="0"/>
           <w:color w:val="111111"/>
           <w:sz w:val="21"/>
         </w:rPr>
@@ -2943,6 +3083,7 @@
       <w:r>
         <w:rPr>
           <w:rFonts w:ascii="Consolas" w:hAnsi="Consolas"/>
+          <w:b w:val="0"/>
           <w:color w:val="111111"/>
           <w:sz w:val="21"/>
         </w:rPr>
@@ -2983,7 +3124,24 @@
           <w:color w:val="4A4A49"/>
           <w:sz w:val="22"/>
         </w:rPr>
-        <w:t>Dibujarle una FK a `audit_cita`.</w:t>
+        <w:t xml:space="preserve">Dibujarle una FK a </w:t>
+      </w:r>
+      <w:r>
+        <w:rPr>
+          <w:rFonts w:ascii="Consolas" w:hAnsi="Consolas"/>
+          <w:b/>
+          <w:color w:val="111111"/>
+          <w:sz w:val="21"/>
+        </w:rPr>
+        <w:t>audit_cita</w:t>
+      </w:r>
+      <w:r>
+        <w:rPr>
+          <w:b/>
+          <w:color w:val="4A4A49"/>
+          <w:sz w:val="22"/>
+        </w:rPr>
+        <w:t>.</w:t>
       </w:r>
       <w:r>
         <w:rPr>
@@ -3017,6 +3175,7 @@
       <w:r>
         <w:rPr>
           <w:rFonts w:ascii="Consolas" w:hAnsi="Consolas"/>
+          <w:b w:val="0"/>
           <w:color w:val="111111"/>
           <w:sz w:val="21"/>
         </w:rPr>
@@ -3033,6 +3192,7 @@
       <w:r>
         <w:rPr>
           <w:rFonts w:ascii="Consolas" w:hAnsi="Consolas"/>
+          <w:b w:val="0"/>
           <w:color w:val="111111"/>
           <w:sz w:val="21"/>
         </w:rPr>
@@ -3049,6 +3209,7 @@
       <w:r>
         <w:rPr>
           <w:rFonts w:ascii="Consolas" w:hAnsi="Consolas"/>
+          <w:b w:val="0"/>
           <w:color w:val="111111"/>
           <w:sz w:val="21"/>
         </w:rPr>
@@ -3065,6 +3226,7 @@
       <w:r>
         <w:rPr>
           <w:rFonts w:ascii="Consolas" w:hAnsi="Consolas"/>
+          <w:b w:val="0"/>
           <w:color w:val="111111"/>
           <w:sz w:val="21"/>
         </w:rPr>
@@ -3081,6 +3243,7 @@
       <w:r>
         <w:rPr>
           <w:rFonts w:ascii="Consolas" w:hAnsi="Consolas"/>
+          <w:b w:val="0"/>
           <w:color w:val="111111"/>
           <w:sz w:val="21"/>
         </w:rPr>
@@ -3097,6 +3260,7 @@
       <w:r>
         <w:rPr>
           <w:rFonts w:ascii="Consolas" w:hAnsi="Consolas"/>
+          <w:b w:val="0"/>
           <w:color w:val="111111"/>
           <w:sz w:val="21"/>
         </w:rPr>
@@ -3134,6 +3298,7 @@
       <w:r>
         <w:rPr>
           <w:rFonts w:ascii="Consolas" w:hAnsi="Consolas"/>
+          <w:b w:val="0"/>
           <w:color w:val="111111"/>
           <w:sz w:val="21"/>
         </w:rPr>
@@ -3150,6 +3315,7 @@
       <w:r>
         <w:rPr>
           <w:rFonts w:ascii="Consolas" w:hAnsi="Consolas"/>
+          <w:b w:val="0"/>
           <w:color w:val="111111"/>
           <w:sz w:val="21"/>
         </w:rPr>
@@ -3166,6 +3332,7 @@
       <w:r>
         <w:rPr>
           <w:rFonts w:ascii="Consolas" w:hAnsi="Consolas"/>
+          <w:b w:val="0"/>
           <w:color w:val="111111"/>
           <w:sz w:val="21"/>
         </w:rPr>
@@ -3182,6 +3349,7 @@
       <w:r>
         <w:rPr>
           <w:rFonts w:ascii="Consolas" w:hAnsi="Consolas"/>
+          <w:b w:val="0"/>
           <w:color w:val="111111"/>
           <w:sz w:val="21"/>
         </w:rPr>
@@ -3214,7 +3382,41 @@
           <w:color w:val="4A4A49"/>
           <w:sz w:val="22"/>
         </w:rPr>
-        <w:t>Omitir `detalle_factura` o fundirla con `factura`.</w:t>
+        <w:t xml:space="preserve">Omitir </w:t>
+      </w:r>
+      <w:r>
+        <w:rPr>
+          <w:rFonts w:ascii="Consolas" w:hAnsi="Consolas"/>
+          <w:b/>
+          <w:color w:val="111111"/>
+          <w:sz w:val="21"/>
+        </w:rPr>
+        <w:t>detalle_factura</w:t>
+      </w:r>
+      <w:r>
+        <w:rPr>
+          <w:b/>
+          <w:color w:val="4A4A49"/>
+          <w:sz w:val="22"/>
+        </w:rPr>
+        <w:t xml:space="preserve"> o fundirla con </w:t>
+      </w:r>
+      <w:r>
+        <w:rPr>
+          <w:rFonts w:ascii="Consolas" w:hAnsi="Consolas"/>
+          <w:b/>
+          <w:color w:val="111111"/>
+          <w:sz w:val="21"/>
+        </w:rPr>
+        <w:t>factura</w:t>
+      </w:r>
+      <w:r>
+        <w:rPr>
+          <w:b/>
+          <w:color w:val="4A4A49"/>
+          <w:sz w:val="22"/>
+        </w:rPr>
+        <w:t>.</w:t>
       </w:r>
       <w:r>
         <w:rPr>
@@ -3227,6 +3429,7 @@
       <w:r>
         <w:rPr>
           <w:rFonts w:ascii="Consolas" w:hAnsi="Consolas"/>
+          <w:b w:val="0"/>
           <w:color w:val="111111"/>
           <w:sz w:val="21"/>
         </w:rPr>
@@ -6237,6 +6440,7 @@
       <w:r>
         <w:rPr>
           <w:rFonts w:ascii="Consolas" w:hAnsi="Consolas"/>
+          <w:b w:val="0"/>
           <w:color w:val="111111"/>
           <w:sz w:val="21"/>
         </w:rPr>
@@ -6253,6 +6457,7 @@
       <w:r>
         <w:rPr>
           <w:rFonts w:ascii="Consolas" w:hAnsi="Consolas"/>
+          <w:b w:val="0"/>
           <w:color w:val="111111"/>
           <w:sz w:val="21"/>
         </w:rPr>
@@ -6285,6 +6490,7 @@
       <w:r>
         <w:rPr>
           <w:rFonts w:ascii="Consolas" w:hAnsi="Consolas"/>
+          <w:b w:val="0"/>
           <w:color w:val="111111"/>
           <w:sz w:val="21"/>
         </w:rPr>
@@ -6301,6 +6507,7 @@
       <w:r>
         <w:rPr>
           <w:rFonts w:ascii="Consolas" w:hAnsi="Consolas"/>
+          <w:b w:val="0"/>
           <w:color w:val="111111"/>
           <w:sz w:val="21"/>
         </w:rPr>
@@ -6317,6 +6524,7 @@
       <w:r>
         <w:rPr>
           <w:rFonts w:ascii="Consolas" w:hAnsi="Consolas"/>
+          <w:b w:val="0"/>
           <w:color w:val="111111"/>
           <w:sz w:val="21"/>
         </w:rPr>
@@ -6333,6 +6541,7 @@
       <w:r>
         <w:rPr>
           <w:rFonts w:ascii="Consolas" w:hAnsi="Consolas"/>
+          <w:b w:val="0"/>
           <w:color w:val="111111"/>
           <w:sz w:val="21"/>
         </w:rPr>
@@ -6349,6 +6558,7 @@
       <w:r>
         <w:rPr>
           <w:rFonts w:ascii="Consolas" w:hAnsi="Consolas"/>
+          <w:b w:val="0"/>
           <w:color w:val="111111"/>
           <w:sz w:val="21"/>
         </w:rPr>
@@ -6365,6 +6575,7 @@
       <w:r>
         <w:rPr>
           <w:rFonts w:ascii="Consolas" w:hAnsi="Consolas"/>
+          <w:b w:val="0"/>
           <w:color w:val="111111"/>
           <w:sz w:val="21"/>
         </w:rPr>
@@ -6381,6 +6592,7 @@
       <w:r>
         <w:rPr>
           <w:rFonts w:ascii="Consolas" w:hAnsi="Consolas"/>
+          <w:b w:val="0"/>
           <w:color w:val="111111"/>
           <w:sz w:val="21"/>
         </w:rPr>
@@ -6397,6 +6609,7 @@
       <w:r>
         <w:rPr>
           <w:rFonts w:ascii="Consolas" w:hAnsi="Consolas"/>
+          <w:b w:val="0"/>
           <w:color w:val="111111"/>
           <w:sz w:val="21"/>
         </w:rPr>
@@ -6434,6 +6647,7 @@
       <w:r>
         <w:rPr>
           <w:rFonts w:ascii="Consolas" w:hAnsi="Consolas"/>
+          <w:b w:val="0"/>
           <w:color w:val="111111"/>
           <w:sz w:val="21"/>
         </w:rPr>
@@ -6453,7 +6667,33 @@
           <w:color w:val="4A4A49"/>
           <w:sz w:val="22"/>
         </w:rPr>
-        <w:t>3 pts que el `SQLERRM` este guardado en `resultado`</w:t>
+        <w:t xml:space="preserve">3 pts que el </w:t>
+      </w:r>
+      <w:r>
+        <w:rPr>
+          <w:rFonts w:ascii="Consolas" w:hAnsi="Consolas"/>
+          <w:b/>
+          <w:color w:val="111111"/>
+          <w:sz w:val="21"/>
+        </w:rPr>
+        <w:t>SQLERRM</w:t>
+      </w:r>
+      <w:r>
+        <w:rPr>
+          <w:b/>
+          <w:color w:val="4A4A49"/>
+          <w:sz w:val="22"/>
+        </w:rPr>
+        <w:t xml:space="preserve"> este guardado en </w:t>
+      </w:r>
+      <w:r>
+        <w:rPr>
+          <w:rFonts w:ascii="Consolas" w:hAnsi="Consolas"/>
+          <w:b/>
+          <w:color w:val="111111"/>
+          <w:sz w:val="21"/>
+        </w:rPr>
+        <w:t>resultado</w:t>
       </w:r>
       <w:r>
         <w:rPr>
@@ -6466,6 +6706,7 @@
       <w:r>
         <w:rPr>
           <w:rFonts w:ascii="Consolas" w:hAnsi="Consolas"/>
+          <w:b w:val="0"/>
           <w:color w:val="111111"/>
           <w:sz w:val="21"/>
         </w:rPr>
@@ -6498,6 +6739,7 @@
       <w:r>
         <w:rPr>
           <w:rFonts w:ascii="Consolas" w:hAnsi="Consolas"/>
+          <w:b w:val="0"/>
           <w:color w:val="111111"/>
           <w:sz w:val="21"/>
         </w:rPr>
@@ -6530,6 +6772,7 @@
       <w:r>
         <w:rPr>
           <w:rFonts w:ascii="Consolas" w:hAnsi="Consolas"/>
+          <w:b w:val="0"/>
           <w:color w:val="111111"/>
           <w:sz w:val="21"/>
         </w:rPr>
@@ -6546,6 +6789,7 @@
       <w:r>
         <w:rPr>
           <w:rFonts w:ascii="Consolas" w:hAnsi="Consolas"/>
+          <w:b w:val="0"/>
           <w:color w:val="111111"/>
           <w:sz w:val="21"/>
         </w:rPr>
@@ -6583,6 +6827,7 @@
       <w:r>
         <w:rPr>
           <w:rFonts w:ascii="Consolas" w:hAnsi="Consolas"/>
+          <w:b w:val="0"/>
           <w:color w:val="111111"/>
           <w:sz w:val="21"/>
         </w:rPr>
@@ -6599,6 +6844,7 @@
       <w:r>
         <w:rPr>
           <w:rFonts w:ascii="Consolas" w:hAnsi="Consolas"/>
+          <w:b w:val="0"/>
           <w:color w:val="111111"/>
           <w:sz w:val="21"/>
         </w:rPr>
@@ -6618,7 +6864,33 @@
           <w:color w:val="4A4A49"/>
           <w:sz w:val="22"/>
         </w:rPr>
-        <w:t>3 pts la evidencia del stock: el `resultado` tiene que traer el `3`</w:t>
+        <w:t xml:space="preserve">3 pts la evidencia del stock: el </w:t>
+      </w:r>
+      <w:r>
+        <w:rPr>
+          <w:rFonts w:ascii="Consolas" w:hAnsi="Consolas"/>
+          <w:b/>
+          <w:color w:val="111111"/>
+          <w:sz w:val="21"/>
+        </w:rPr>
+        <w:t>resultado</w:t>
+      </w:r>
+      <w:r>
+        <w:rPr>
+          <w:b/>
+          <w:color w:val="4A4A49"/>
+          <w:sz w:val="22"/>
+        </w:rPr>
+        <w:t xml:space="preserve"> tiene que traer el </w:t>
+      </w:r>
+      <w:r>
+        <w:rPr>
+          <w:rFonts w:ascii="Consolas" w:hAnsi="Consolas"/>
+          <w:b/>
+          <w:color w:val="111111"/>
+          <w:sz w:val="21"/>
+        </w:rPr>
+        <w:t>3</w:t>
       </w:r>
       <w:r>
         <w:rPr>
@@ -6647,6 +6919,7 @@
       <w:r>
         <w:rPr>
           <w:rFonts w:ascii="Consolas" w:hAnsi="Consolas"/>
+          <w:b w:val="0"/>
           <w:color w:val="111111"/>
           <w:sz w:val="21"/>
         </w:rPr>
@@ -6684,6 +6957,7 @@
       <w:r>
         <w:rPr>
           <w:rFonts w:ascii="Consolas" w:hAnsi="Consolas"/>
+          <w:b w:val="0"/>
           <w:color w:val="111111"/>
           <w:sz w:val="21"/>
         </w:rPr>
@@ -6700,6 +6974,7 @@
       <w:r>
         <w:rPr>
           <w:rFonts w:ascii="Consolas" w:hAnsi="Consolas"/>
+          <w:b w:val="0"/>
           <w:color w:val="111111"/>
           <w:sz w:val="21"/>
         </w:rPr>
@@ -6716,6 +6991,7 @@
       <w:r>
         <w:rPr>
           <w:rFonts w:ascii="Consolas" w:hAnsi="Consolas"/>
+          <w:b w:val="0"/>
           <w:color w:val="111111"/>
           <w:sz w:val="21"/>
         </w:rPr>
@@ -6732,6 +7008,7 @@
       <w:r>
         <w:rPr>
           <w:rFonts w:ascii="Consolas" w:hAnsi="Consolas"/>
+          <w:b w:val="0"/>
           <w:color w:val="111111"/>
           <w:sz w:val="21"/>
         </w:rPr>
@@ -6748,6 +7025,7 @@
       <w:r>
         <w:rPr>
           <w:rFonts w:ascii="Consolas" w:hAnsi="Consolas"/>
+          <w:b w:val="0"/>
           <w:color w:val="111111"/>
           <w:sz w:val="21"/>
         </w:rPr>
@@ -6764,6 +7042,7 @@
       <w:r>
         <w:rPr>
           <w:rFonts w:ascii="Consolas" w:hAnsi="Consolas"/>
+          <w:b w:val="0"/>
           <w:color w:val="111111"/>
           <w:sz w:val="21"/>
         </w:rPr>
@@ -6796,6 +7075,7 @@
       <w:r>
         <w:rPr>
           <w:rFonts w:ascii="Consolas" w:hAnsi="Consolas"/>
+          <w:b w:val="0"/>
           <w:color w:val="111111"/>
           <w:sz w:val="21"/>
         </w:rPr>
@@ -6833,6 +7113,7 @@
       <w:r>
         <w:rPr>
           <w:rFonts w:ascii="Consolas" w:hAnsi="Consolas"/>
+          <w:b w:val="0"/>
           <w:color w:val="111111"/>
           <w:sz w:val="21"/>
         </w:rPr>
@@ -6849,6 +7130,7 @@
       <w:r>
         <w:rPr>
           <w:rFonts w:ascii="Consolas" w:hAnsi="Consolas"/>
+          <w:b w:val="0"/>
           <w:color w:val="111111"/>
           <w:sz w:val="21"/>
         </w:rPr>
@@ -6865,6 +7147,7 @@
       <w:r>
         <w:rPr>
           <w:rFonts w:ascii="Consolas" w:hAnsi="Consolas"/>
+          <w:b w:val="0"/>
           <w:color w:val="111111"/>
           <w:sz w:val="21"/>
         </w:rPr>
@@ -6884,7 +7167,24 @@
           <w:color w:val="4A4A49"/>
           <w:sz w:val="22"/>
         </w:rPr>
-        <w:t>3 pts que se registre `cumple = FALSE` y se nombren las tres facturas descuadradas</w:t>
+        <w:t xml:space="preserve">3 pts que se registre </w:t>
+      </w:r>
+      <w:r>
+        <w:rPr>
+          <w:rFonts w:ascii="Consolas" w:hAnsi="Consolas"/>
+          <w:b/>
+          <w:color w:val="111111"/>
+          <w:sz w:val="21"/>
+        </w:rPr>
+        <w:t>cumple = FALSE</w:t>
+      </w:r>
+      <w:r>
+        <w:rPr>
+          <w:b/>
+          <w:color w:val="4A4A49"/>
+          <w:sz w:val="22"/>
+        </w:rPr>
+        <w:t xml:space="preserve"> y se nombren las tres facturas descuadradas</w:t>
       </w:r>
       <w:r>
         <w:rPr>
@@ -6896,11 +7196,20 @@
       </w:r>
       <w:r>
         <w:rPr>
+          <w:rFonts w:ascii="Consolas" w:hAnsi="Consolas"/>
           <w:b/>
-          <w:color w:val="4A4A49"/>
-          <w:sz w:val="22"/>
-        </w:rPr>
-        <w:t>`FALSE` es la respuesta correcta y hay que decirlo asi en la devolucion.</w:t>
+          <w:color w:val="111111"/>
+          <w:sz w:val="21"/>
+        </w:rPr>
+        <w:t>FALSE</w:t>
+      </w:r>
+      <w:r>
+        <w:rPr>
+          <w:b/>
+          <w:color w:val="4A4A49"/>
+          <w:sz w:val="22"/>
+        </w:rPr>
+        <w:t xml:space="preserve"> es la respuesta correcta y hay que decirlo asi en la devolucion.</w:t>
       </w:r>
       <w:r>
         <w:rPr>
@@ -6913,6 +7222,7 @@
       <w:r>
         <w:rPr>
           <w:rFonts w:ascii="Consolas" w:hAnsi="Consolas"/>
+          <w:b w:val="0"/>
           <w:color w:val="111111"/>
           <w:sz w:val="21"/>
         </w:rPr>
@@ -6929,6 +7239,7 @@
       <w:r>
         <w:rPr>
           <w:rFonts w:ascii="Consolas" w:hAnsi="Consolas"/>
+          <w:b w:val="0"/>
           <w:color w:val="111111"/>
           <w:sz w:val="21"/>
         </w:rPr>
@@ -6945,6 +7256,7 @@
       <w:r>
         <w:rPr>
           <w:rFonts w:ascii="Consolas" w:hAnsi="Consolas"/>
+          <w:b w:val="0"/>
           <w:color w:val="111111"/>
           <w:sz w:val="21"/>
         </w:rPr>
@@ -6961,6 +7273,7 @@
       <w:r>
         <w:rPr>
           <w:rFonts w:ascii="Consolas" w:hAnsi="Consolas"/>
+          <w:b w:val="0"/>
           <w:color w:val="111111"/>
           <w:sz w:val="21"/>
         </w:rPr>
@@ -6977,6 +7290,7 @@
       <w:r>
         <w:rPr>
           <w:rFonts w:ascii="Consolas" w:hAnsi="Consolas"/>
+          <w:b w:val="0"/>
           <w:color w:val="111111"/>
           <w:sz w:val="21"/>
         </w:rPr>
@@ -7014,6 +7328,7 @@
       <w:r>
         <w:rPr>
           <w:rFonts w:ascii="Consolas" w:hAnsi="Consolas"/>
+          <w:b w:val="0"/>
           <w:color w:val="111111"/>
           <w:sz w:val="21"/>
         </w:rPr>
@@ -7062,6 +7377,7 @@
       <w:r>
         <w:rPr>
           <w:rFonts w:ascii="Consolas" w:hAnsi="Consolas"/>
+          <w:b w:val="0"/>
           <w:color w:val="111111"/>
           <w:sz w:val="21"/>
         </w:rPr>
@@ -7078,6 +7394,7 @@
       <w:r>
         <w:rPr>
           <w:rFonts w:ascii="Consolas" w:hAnsi="Consolas"/>
+          <w:b w:val="0"/>
           <w:color w:val="111111"/>
           <w:sz w:val="21"/>
         </w:rPr>
@@ -7115,7 +7432,24 @@
           <w:color w:val="4A4A49"/>
           <w:sz w:val="22"/>
         </w:rPr>
-        <w:t>Reportar `cumple = TRUE` en la prueba 5.</w:t>
+        <w:t xml:space="preserve">Reportar </w:t>
+      </w:r>
+      <w:r>
+        <w:rPr>
+          <w:rFonts w:ascii="Consolas" w:hAnsi="Consolas"/>
+          <w:b/>
+          <w:color w:val="111111"/>
+          <w:sz w:val="21"/>
+        </w:rPr>
+        <w:t>cumple = TRUE</w:t>
+      </w:r>
+      <w:r>
+        <w:rPr>
+          <w:b/>
+          <w:color w:val="4A4A49"/>
+          <w:sz w:val="22"/>
+        </w:rPr>
+        <w:t xml:space="preserve"> en la prueba 5.</w:t>
       </w:r>
       <w:r>
         <w:rPr>
@@ -7144,6 +7478,7 @@
       <w:r>
         <w:rPr>
           <w:rFonts w:ascii="Consolas" w:hAnsi="Consolas"/>
+          <w:b w:val="0"/>
           <w:color w:val="111111"/>
           <w:sz w:val="21"/>
         </w:rPr>
@@ -7168,7 +7503,24 @@
           <w:color w:val="4A4A49"/>
           <w:sz w:val="22"/>
         </w:rPr>
-        <w:t>«Arreglar» el descuadre con un `UPDATE factura SET total = (SELECT SUM(...))`.</w:t>
+        <w:t xml:space="preserve">«Arreglar» el descuadre con un </w:t>
+      </w:r>
+      <w:r>
+        <w:rPr>
+          <w:rFonts w:ascii="Consolas" w:hAnsi="Consolas"/>
+          <w:b/>
+          <w:color w:val="111111"/>
+          <w:sz w:val="21"/>
+        </w:rPr>
+        <w:t>UPDATE factura SET total = (SELECT SUM(...))</w:t>
+      </w:r>
+      <w:r>
+        <w:rPr>
+          <w:b/>
+          <w:color w:val="4A4A49"/>
+          <w:sz w:val="22"/>
+        </w:rPr>
+        <w:t>.</w:t>
       </w:r>
       <w:r>
         <w:rPr>
@@ -7205,7 +7557,24 @@
           <w:color w:val="4A4A49"/>
           <w:sz w:val="22"/>
         </w:rPr>
-        <w:t>Escribir el `cumple` a mano en vez de calcularlo.</w:t>
+        <w:t xml:space="preserve">Escribir el </w:t>
+      </w:r>
+      <w:r>
+        <w:rPr>
+          <w:rFonts w:ascii="Consolas" w:hAnsi="Consolas"/>
+          <w:b/>
+          <w:color w:val="111111"/>
+          <w:sz w:val="21"/>
+        </w:rPr>
+        <w:t>cumple</w:t>
+      </w:r>
+      <w:r>
+        <w:rPr>
+          <w:b/>
+          <w:color w:val="4A4A49"/>
+          <w:sz w:val="22"/>
+        </w:rPr>
+        <w:t xml:space="preserve"> a mano en vez de calcularlo.</w:t>
       </w:r>
       <w:r>
         <w:rPr>
@@ -7218,6 +7587,7 @@
       <w:r>
         <w:rPr>
           <w:rFonts w:ascii="Consolas" w:hAnsi="Consolas"/>
+          <w:b w:val="0"/>
           <w:color w:val="111111"/>
           <w:sz w:val="21"/>
         </w:rPr>
@@ -7234,6 +7604,7 @@
       <w:r>
         <w:rPr>
           <w:rFonts w:ascii="Consolas" w:hAnsi="Consolas"/>
+          <w:b w:val="0"/>
           <w:color w:val="111111"/>
           <w:sz w:val="21"/>
         </w:rPr>
@@ -7250,6 +7621,7 @@
       <w:r>
         <w:rPr>
           <w:rFonts w:ascii="Consolas" w:hAnsi="Consolas"/>
+          <w:b w:val="0"/>
           <w:color w:val="111111"/>
           <w:sz w:val="21"/>
         </w:rPr>
@@ -7274,7 +7646,24 @@
           <w:color w:val="4A4A49"/>
           <w:sz w:val="22"/>
         </w:rPr>
-        <w:t>Olvidar el stock en el `resultado` de la prueba 3.</w:t>
+        <w:t xml:space="preserve">Olvidar el stock en el </w:t>
+      </w:r>
+      <w:r>
+        <w:rPr>
+          <w:rFonts w:ascii="Consolas" w:hAnsi="Consolas"/>
+          <w:b/>
+          <w:color w:val="111111"/>
+          <w:sz w:val="21"/>
+        </w:rPr>
+        <w:t>resultado</w:t>
+      </w:r>
+      <w:r>
+        <w:rPr>
+          <w:b/>
+          <w:color w:val="4A4A49"/>
+          <w:sz w:val="22"/>
+        </w:rPr>
+        <w:t xml:space="preserve"> de la prueba 3.</w:t>
       </w:r>
       <w:r>
         <w:rPr>
@@ -7287,6 +7676,7 @@
       <w:r>
         <w:rPr>
           <w:rFonts w:ascii="Consolas" w:hAnsi="Consolas"/>
+          <w:b w:val="0"/>
           <w:color w:val="111111"/>
           <w:sz w:val="21"/>
         </w:rPr>
@@ -7327,7 +7717,24 @@
           <w:color w:val="4A4A49"/>
           <w:sz w:val="22"/>
         </w:rPr>
-        <w:t>Capturar `WHEN OTHERS` en la prueba 1.</w:t>
+        <w:t xml:space="preserve">Capturar </w:t>
+      </w:r>
+      <w:r>
+        <w:rPr>
+          <w:rFonts w:ascii="Consolas" w:hAnsi="Consolas"/>
+          <w:b/>
+          <w:color w:val="111111"/>
+          <w:sz w:val="21"/>
+        </w:rPr>
+        <w:t>WHEN OTHERS</w:t>
+      </w:r>
+      <w:r>
+        <w:rPr>
+          <w:b/>
+          <w:color w:val="4A4A49"/>
+          <w:sz w:val="22"/>
+        </w:rPr>
+        <w:t xml:space="preserve"> en la prueba 1.</w:t>
       </w:r>
       <w:r>
         <w:rPr>
@@ -7356,6 +7763,7 @@
       <w:r>
         <w:rPr>
           <w:rFonts w:ascii="Consolas" w:hAnsi="Consolas"/>
+          <w:b w:val="0"/>
           <w:color w:val="111111"/>
           <w:sz w:val="21"/>
         </w:rPr>
@@ -7372,6 +7780,7 @@
       <w:r>
         <w:rPr>
           <w:rFonts w:ascii="Consolas" w:hAnsi="Consolas"/>
+          <w:b w:val="0"/>
           <w:color w:val="111111"/>
           <w:sz w:val="21"/>
         </w:rPr>
@@ -7388,6 +7797,7 @@
       <w:r>
         <w:rPr>
           <w:rFonts w:ascii="Consolas" w:hAnsi="Consolas"/>
+          <w:b w:val="0"/>
           <w:color w:val="111111"/>
           <w:sz w:val="21"/>
         </w:rPr>
@@ -7404,6 +7814,7 @@
       <w:r>
         <w:rPr>
           <w:rFonts w:ascii="Consolas" w:hAnsi="Consolas"/>
+          <w:b w:val="0"/>
           <w:color w:val="111111"/>
           <w:sz w:val="21"/>
         </w:rPr>
@@ -7441,6 +7852,7 @@
       <w:r>
         <w:rPr>
           <w:rFonts w:ascii="Consolas" w:hAnsi="Consolas"/>
+          <w:b w:val="0"/>
           <w:color w:val="111111"/>
           <w:sz w:val="21"/>
         </w:rPr>
@@ -7457,6 +7869,7 @@
       <w:r>
         <w:rPr>
           <w:rFonts w:ascii="Consolas" w:hAnsi="Consolas"/>
+          <w:b w:val="0"/>
           <w:color w:val="111111"/>
           <w:sz w:val="21"/>
         </w:rPr>
@@ -7473,6 +7886,7 @@
       <w:r>
         <w:rPr>
           <w:rFonts w:ascii="Consolas" w:hAnsi="Consolas"/>
+          <w:b w:val="0"/>
           <w:color w:val="111111"/>
           <w:sz w:val="21"/>
         </w:rPr>
@@ -7489,6 +7903,7 @@
       <w:r>
         <w:rPr>
           <w:rFonts w:ascii="Consolas" w:hAnsi="Consolas"/>
+          <w:b w:val="0"/>
           <w:color w:val="111111"/>
           <w:sz w:val="21"/>
         </w:rPr>
@@ -7513,7 +7928,24 @@
           <w:color w:val="4A4A49"/>
           <w:sz w:val="22"/>
         </w:rPr>
-        <w:t>Registrar solo la fila del `EXCEPTION` y omitir la del camino feliz.</w:t>
+        <w:t xml:space="preserve">Registrar solo la fila del </w:t>
+      </w:r>
+      <w:r>
+        <w:rPr>
+          <w:rFonts w:ascii="Consolas" w:hAnsi="Consolas"/>
+          <w:b/>
+          <w:color w:val="111111"/>
+          <w:sz w:val="21"/>
+        </w:rPr>
+        <w:t>EXCEPTION</w:t>
+      </w:r>
+      <w:r>
+        <w:rPr>
+          <w:b/>
+          <w:color w:val="4A4A49"/>
+          <w:sz w:val="22"/>
+        </w:rPr>
+        <w:t xml:space="preserve"> y omitir la del camino feliz.</w:t>
       </w:r>
       <w:r>
         <w:rPr>
@@ -7526,6 +7958,7 @@
       <w:r>
         <w:rPr>
           <w:rFonts w:ascii="Consolas" w:hAnsi="Consolas"/>
+          <w:b w:val="0"/>
           <w:color w:val="111111"/>
           <w:sz w:val="21"/>
         </w:rPr>
@@ -7542,6 +7975,7 @@
       <w:r>
         <w:rPr>
           <w:rFonts w:ascii="Consolas" w:hAnsi="Consolas"/>
+          <w:b w:val="0"/>
           <w:color w:val="111111"/>
           <w:sz w:val="21"/>
         </w:rPr>
@@ -9943,6 +10377,7 @@
       <w:r>
         <w:rPr>
           <w:rFonts w:ascii="Consolas" w:hAnsi="Consolas"/>
+          <w:b w:val="0"/>
           <w:color w:val="111111"/>
           <w:sz w:val="21"/>
         </w:rPr>
@@ -9959,6 +10394,7 @@
       <w:r>
         <w:rPr>
           <w:rFonts w:ascii="Consolas" w:hAnsi="Consolas"/>
+          <w:b w:val="0"/>
           <w:color w:val="111111"/>
           <w:sz w:val="21"/>
         </w:rPr>
@@ -9975,6 +10411,7 @@
       <w:r>
         <w:rPr>
           <w:rFonts w:ascii="Consolas" w:hAnsi="Consolas"/>
+          <w:b w:val="0"/>
           <w:color w:val="111111"/>
           <w:sz w:val="21"/>
         </w:rPr>
@@ -10007,6 +10444,7 @@
       <w:r>
         <w:rPr>
           <w:rFonts w:ascii="Consolas" w:hAnsi="Consolas"/>
+          <w:b w:val="0"/>
           <w:color w:val="111111"/>
           <w:sz w:val="21"/>
         </w:rPr>
@@ -10023,6 +10461,7 @@
       <w:r>
         <w:rPr>
           <w:rFonts w:ascii="Consolas" w:hAnsi="Consolas"/>
+          <w:b w:val="0"/>
           <w:color w:val="111111"/>
           <w:sz w:val="21"/>
         </w:rPr>
@@ -10039,6 +10478,7 @@
       <w:r>
         <w:rPr>
           <w:rFonts w:ascii="Consolas" w:hAnsi="Consolas"/>
+          <w:b w:val="0"/>
           <w:color w:val="111111"/>
           <w:sz w:val="21"/>
         </w:rPr>
@@ -10071,6 +10511,7 @@
       <w:r>
         <w:rPr>
           <w:rFonts w:ascii="Consolas" w:hAnsi="Consolas"/>
+          <w:b w:val="0"/>
           <w:color w:val="111111"/>
           <w:sz w:val="21"/>
         </w:rPr>
@@ -10124,6 +10565,7 @@
       <w:r>
         <w:rPr>
           <w:rFonts w:ascii="Consolas" w:hAnsi="Consolas"/>
+          <w:b w:val="0"/>
           <w:color w:val="111111"/>
           <w:sz w:val="21"/>
         </w:rPr>
@@ -10140,6 +10582,7 @@
       <w:r>
         <w:rPr>
           <w:rFonts w:ascii="Consolas" w:hAnsi="Consolas"/>
+          <w:b w:val="0"/>
           <w:color w:val="111111"/>
           <w:sz w:val="21"/>
         </w:rPr>
@@ -10156,6 +10599,7 @@
       <w:r>
         <w:rPr>
           <w:rFonts w:ascii="Consolas" w:hAnsi="Consolas"/>
+          <w:b w:val="0"/>
           <w:color w:val="111111"/>
           <w:sz w:val="21"/>
         </w:rPr>
@@ -10172,6 +10616,7 @@
       <w:r>
         <w:rPr>
           <w:rFonts w:ascii="Consolas" w:hAnsi="Consolas"/>
+          <w:b w:val="0"/>
           <w:color w:val="111111"/>
           <w:sz w:val="21"/>
         </w:rPr>
@@ -10204,6 +10649,7 @@
       <w:r>
         <w:rPr>
           <w:rFonts w:ascii="Consolas" w:hAnsi="Consolas"/>
+          <w:b w:val="0"/>
           <w:color w:val="111111"/>
           <w:sz w:val="21"/>
         </w:rPr>
@@ -10220,6 +10666,7 @@
       <w:r>
         <w:rPr>
           <w:rFonts w:ascii="Consolas" w:hAnsi="Consolas"/>
+          <w:b w:val="0"/>
           <w:color w:val="111111"/>
           <w:sz w:val="21"/>
         </w:rPr>
@@ -10273,6 +10720,7 @@
       <w:r>
         <w:rPr>
           <w:rFonts w:ascii="Consolas" w:hAnsi="Consolas"/>
+          <w:b w:val="0"/>
           <w:color w:val="111111"/>
           <w:sz w:val="21"/>
         </w:rPr>
@@ -10289,6 +10737,7 @@
       <w:r>
         <w:rPr>
           <w:rFonts w:ascii="Consolas" w:hAnsi="Consolas"/>
+          <w:b w:val="0"/>
           <w:color w:val="111111"/>
           <w:sz w:val="21"/>
         </w:rPr>
@@ -10305,6 +10754,7 @@
       <w:r>
         <w:rPr>
           <w:rFonts w:ascii="Consolas" w:hAnsi="Consolas"/>
+          <w:b w:val="0"/>
           <w:color w:val="111111"/>
           <w:sz w:val="21"/>
         </w:rPr>
@@ -10321,6 +10771,7 @@
       <w:r>
         <w:rPr>
           <w:rFonts w:ascii="Consolas" w:hAnsi="Consolas"/>
+          <w:b w:val="0"/>
           <w:color w:val="111111"/>
           <w:sz w:val="21"/>
         </w:rPr>
@@ -10337,6 +10788,7 @@
       <w:r>
         <w:rPr>
           <w:rFonts w:ascii="Consolas" w:hAnsi="Consolas"/>
+          <w:b w:val="0"/>
           <w:color w:val="111111"/>
           <w:sz w:val="21"/>
         </w:rPr>
@@ -10353,6 +10805,7 @@
       <w:r>
         <w:rPr>
           <w:rFonts w:ascii="Consolas" w:hAnsi="Consolas"/>
+          <w:b w:val="0"/>
           <w:color w:val="111111"/>
           <w:sz w:val="21"/>
         </w:rPr>
@@ -10369,6 +10822,7 @@
       <w:r>
         <w:rPr>
           <w:rFonts w:ascii="Consolas" w:hAnsi="Consolas"/>
+          <w:b w:val="0"/>
           <w:color w:val="111111"/>
           <w:sz w:val="21"/>
         </w:rPr>
@@ -10388,7 +10842,50 @@
           <w:color w:val="4A4A49"/>
           <w:sz w:val="22"/>
         </w:rPr>
-        <w:t>un `CRITICO` (Vacuna triple felina, 3), un `BAJO` (Gasa esteril, 8) y cuatro `OK`</w:t>
+        <w:t xml:space="preserve">un </w:t>
+      </w:r>
+      <w:r>
+        <w:rPr>
+          <w:rFonts w:ascii="Consolas" w:hAnsi="Consolas"/>
+          <w:b/>
+          <w:color w:val="111111"/>
+          <w:sz w:val="21"/>
+        </w:rPr>
+        <w:t>CRITICO</w:t>
+      </w:r>
+      <w:r>
+        <w:rPr>
+          <w:b/>
+          <w:color w:val="4A4A49"/>
+          <w:sz w:val="22"/>
+        </w:rPr>
+        <w:t xml:space="preserve"> (Vacuna triple felina, 3), un </w:t>
+      </w:r>
+      <w:r>
+        <w:rPr>
+          <w:rFonts w:ascii="Consolas" w:hAnsi="Consolas"/>
+          <w:b/>
+          <w:color w:val="111111"/>
+          <w:sz w:val="21"/>
+        </w:rPr>
+        <w:t>BAJO</w:t>
+      </w:r>
+      <w:r>
+        <w:rPr>
+          <w:b/>
+          <w:color w:val="4A4A49"/>
+          <w:sz w:val="22"/>
+        </w:rPr>
+        <w:t xml:space="preserve"> (Gasa esteril, 8) y cuatro </w:t>
+      </w:r>
+      <w:r>
+        <w:rPr>
+          <w:rFonts w:ascii="Consolas" w:hAnsi="Consolas"/>
+          <w:b/>
+          <w:color w:val="111111"/>
+          <w:sz w:val="21"/>
+        </w:rPr>
+        <w:t>OK</w:t>
       </w:r>
       <w:r>
         <w:rPr>
@@ -10409,7 +10906,24 @@
           <w:color w:val="4A4A49"/>
           <w:sz w:val="22"/>
         </w:rPr>
-        <w:t>1 pt — los tres comentarios `--` de decision de negocio,</w:t>
+        <w:t xml:space="preserve">1 pt — los tres comentarios </w:t>
+      </w:r>
+      <w:r>
+        <w:rPr>
+          <w:rFonts w:ascii="Consolas" w:hAnsi="Consolas"/>
+          <w:b/>
+          <w:color w:val="111111"/>
+          <w:sz w:val="21"/>
+        </w:rPr>
+        <w:t>--</w:t>
+      </w:r>
+      <w:r>
+        <w:rPr>
+          <w:b/>
+          <w:color w:val="4A4A49"/>
+          <w:sz w:val="22"/>
+        </w:rPr>
+        <w:t xml:space="preserve"> de decision de negocio,</w:t>
       </w:r>
       <w:r>
         <w:rPr>
@@ -10475,6 +10989,7 @@
       <w:r>
         <w:rPr>
           <w:rFonts w:ascii="Consolas" w:hAnsi="Consolas"/>
+          <w:b w:val="0"/>
           <w:color w:val="111111"/>
           <w:sz w:val="21"/>
         </w:rPr>
@@ -10491,6 +11006,7 @@
       <w:r>
         <w:rPr>
           <w:rFonts w:ascii="Consolas" w:hAnsi="Consolas"/>
+          <w:b w:val="0"/>
           <w:color w:val="111111"/>
           <w:sz w:val="21"/>
         </w:rPr>
@@ -10507,6 +11023,7 @@
       <w:r>
         <w:rPr>
           <w:rFonts w:ascii="Consolas" w:hAnsi="Consolas"/>
+          <w:b w:val="0"/>
           <w:color w:val="111111"/>
           <w:sz w:val="21"/>
         </w:rPr>
@@ -10523,6 +11040,7 @@
       <w:r>
         <w:rPr>
           <w:rFonts w:ascii="Consolas" w:hAnsi="Consolas"/>
+          <w:b w:val="0"/>
           <w:color w:val="111111"/>
           <w:sz w:val="21"/>
         </w:rPr>
@@ -10576,6 +11094,7 @@
       <w:r>
         <w:rPr>
           <w:rFonts w:ascii="Consolas" w:hAnsi="Consolas"/>
+          <w:b w:val="0"/>
           <w:color w:val="111111"/>
           <w:sz w:val="21"/>
         </w:rPr>
@@ -10592,6 +11111,7 @@
       <w:r>
         <w:rPr>
           <w:rFonts w:ascii="Consolas" w:hAnsi="Consolas"/>
+          <w:b w:val="0"/>
           <w:color w:val="111111"/>
           <w:sz w:val="21"/>
         </w:rPr>
@@ -10608,6 +11128,7 @@
       <w:r>
         <w:rPr>
           <w:rFonts w:ascii="Consolas" w:hAnsi="Consolas"/>
+          <w:b w:val="0"/>
           <w:color w:val="111111"/>
           <w:sz w:val="21"/>
         </w:rPr>
@@ -10624,6 +11145,7 @@
       <w:r>
         <w:rPr>
           <w:rFonts w:ascii="Consolas" w:hAnsi="Consolas"/>
+          <w:b w:val="0"/>
           <w:color w:val="111111"/>
           <w:sz w:val="21"/>
         </w:rPr>
@@ -10640,6 +11162,7 @@
       <w:r>
         <w:rPr>
           <w:rFonts w:ascii="Consolas" w:hAnsi="Consolas"/>
+          <w:b w:val="0"/>
           <w:color w:val="111111"/>
           <w:sz w:val="21"/>
         </w:rPr>
@@ -10656,6 +11179,7 @@
       <w:r>
         <w:rPr>
           <w:rFonts w:ascii="Consolas" w:hAnsi="Consolas"/>
+          <w:b w:val="0"/>
           <w:color w:val="111111"/>
           <w:sz w:val="21"/>
         </w:rPr>
@@ -10672,6 +11196,7 @@
       <w:r>
         <w:rPr>
           <w:rFonts w:ascii="Consolas" w:hAnsi="Consolas"/>
+          <w:b w:val="0"/>
           <w:color w:val="111111"/>
           <w:sz w:val="21"/>
         </w:rPr>
@@ -10738,6 +11263,7 @@
       <w:r>
         <w:rPr>
           <w:rFonts w:ascii="Consolas" w:hAnsi="Consolas"/>
+          <w:b w:val="0"/>
           <w:color w:val="111111"/>
           <w:sz w:val="21"/>
         </w:rPr>
@@ -10754,6 +11280,7 @@
       <w:r>
         <w:rPr>
           <w:rFonts w:ascii="Consolas" w:hAnsi="Consolas"/>
+          <w:b w:val="0"/>
           <w:color w:val="111111"/>
           <w:sz w:val="21"/>
         </w:rPr>
@@ -10806,11 +11333,20 @@
       </w:pPr>
       <w:r>
         <w:rPr>
+          <w:rFonts w:ascii="Consolas" w:hAnsi="Consolas"/>
           <w:b/>
-          <w:color w:val="4A4A49"/>
-          <w:sz w:val="22"/>
-        </w:rPr>
-        <w:t>`EXTRACT(MONTH FROM c.fecha_hora) = 9` en R1.</w:t>
+          <w:color w:val="111111"/>
+          <w:sz w:val="21"/>
+        </w:rPr>
+        <w:t>EXTRACT(MONTH FROM c.fecha_hora) = 9</w:t>
+      </w:r>
+      <w:r>
+        <w:rPr>
+          <w:b/>
+          <w:color w:val="4A4A49"/>
+          <w:sz w:val="22"/>
+        </w:rPr>
+        <w:t xml:space="preserve"> en R1.</w:t>
       </w:r>
       <w:r>
         <w:rPr>
@@ -10823,6 +11359,7 @@
       <w:r>
         <w:rPr>
           <w:rFonts w:ascii="Consolas" w:hAnsi="Consolas"/>
+          <w:b w:val="0"/>
           <w:color w:val="111111"/>
           <w:sz w:val="21"/>
         </w:rPr>
@@ -10843,11 +11380,12 @@
       </w:pPr>
       <w:r>
         <w:rPr>
+          <w:rFonts w:ascii="Consolas" w:hAnsi="Consolas"/>
           <w:b/>
-          <w:color w:val="4A4A49"/>
-          <w:sz w:val="22"/>
-        </w:rPr>
-        <w:t>`c.fecha_hora &lt;= TIMESTAMP '2026-09-30'`</w:t>
+          <w:color w:val="111111"/>
+          <w:sz w:val="21"/>
+        </w:rPr>
+        <w:t>c.fecha_hora &lt;= TIMESTAMP '2026-09-30'</w:t>
       </w:r>
       <w:r>
         <w:rPr>
@@ -10860,6 +11398,7 @@
       <w:r>
         <w:rPr>
           <w:rFonts w:ascii="Consolas" w:hAnsi="Consolas"/>
+          <w:b w:val="0"/>
           <w:color w:val="111111"/>
           <w:sz w:val="21"/>
         </w:rPr>
@@ -10876,6 +11415,7 @@
       <w:r>
         <w:rPr>
           <w:rFonts w:ascii="Consolas" w:hAnsi="Consolas"/>
+          <w:b w:val="0"/>
           <w:color w:val="111111"/>
           <w:sz w:val="21"/>
         </w:rPr>
@@ -10892,6 +11432,7 @@
       <w:r>
         <w:rPr>
           <w:rFonts w:ascii="Consolas" w:hAnsi="Consolas"/>
+          <w:b w:val="0"/>
           <w:color w:val="111111"/>
           <w:sz w:val="21"/>
         </w:rPr>
@@ -10928,11 +11469,20 @@
       </w:pPr>
       <w:r>
         <w:rPr>
+          <w:rFonts w:ascii="Consolas" w:hAnsi="Consolas"/>
           <w:b/>
-          <w:color w:val="4A4A49"/>
-          <w:sz w:val="22"/>
-        </w:rPr>
-        <w:t>`INNER JOIN` en R2 y los duenos sin actividad desaparecen.</w:t>
+          <w:color w:val="111111"/>
+          <w:sz w:val="21"/>
+        </w:rPr>
+        <w:t>INNER JOIN</w:t>
+      </w:r>
+      <w:r>
+        <w:rPr>
+          <w:b/>
+          <w:color w:val="4A4A49"/>
+          <w:sz w:val="22"/>
+        </w:rPr>
+        <w:t xml:space="preserve"> en R2 y los duenos sin actividad desaparecen.</w:t>
       </w:r>
       <w:r>
         <w:rPr>
@@ -10969,7 +11519,41 @@
           <w:color w:val="4A4A49"/>
           <w:sz w:val="22"/>
         </w:rPr>
-        <w:t>Olvidar el `COALESCE` en el `SUM` de R2.</w:t>
+        <w:t xml:space="preserve">Olvidar el </w:t>
+      </w:r>
+      <w:r>
+        <w:rPr>
+          <w:rFonts w:ascii="Consolas" w:hAnsi="Consolas"/>
+          <w:b/>
+          <w:color w:val="111111"/>
+          <w:sz w:val="21"/>
+        </w:rPr>
+        <w:t>COALESCE</w:t>
+      </w:r>
+      <w:r>
+        <w:rPr>
+          <w:b/>
+          <w:color w:val="4A4A49"/>
+          <w:sz w:val="22"/>
+        </w:rPr>
+        <w:t xml:space="preserve"> en el </w:t>
+      </w:r>
+      <w:r>
+        <w:rPr>
+          <w:rFonts w:ascii="Consolas" w:hAnsi="Consolas"/>
+          <w:b/>
+          <w:color w:val="111111"/>
+          <w:sz w:val="21"/>
+        </w:rPr>
+        <w:t>SUM</w:t>
+      </w:r>
+      <w:r>
+        <w:rPr>
+          <w:b/>
+          <w:color w:val="4A4A49"/>
+          <w:sz w:val="22"/>
+        </w:rPr>
+        <w:t xml:space="preserve"> de R2.</w:t>
       </w:r>
       <w:r>
         <w:rPr>
@@ -10982,6 +11566,7 @@
       <w:r>
         <w:rPr>
           <w:rFonts w:ascii="Consolas" w:hAnsi="Consolas"/>
+          <w:b w:val="0"/>
           <w:color w:val="111111"/>
           <w:sz w:val="21"/>
         </w:rPr>
@@ -10998,6 +11583,7 @@
       <w:r>
         <w:rPr>
           <w:rFonts w:ascii="Consolas" w:hAnsi="Consolas"/>
+          <w:b w:val="0"/>
           <w:color w:val="111111"/>
           <w:sz w:val="21"/>
         </w:rPr>
@@ -11014,6 +11600,7 @@
       <w:r>
         <w:rPr>
           <w:rFonts w:ascii="Consolas" w:hAnsi="Consolas"/>
+          <w:b w:val="0"/>
           <w:color w:val="111111"/>
           <w:sz w:val="21"/>
         </w:rPr>
@@ -11038,7 +11625,24 @@
           <w:color w:val="4A4A49"/>
           <w:sz w:val="22"/>
         </w:rPr>
-        <w:t>Los bordes del `CASE` en R3 mal delimitados:</w:t>
+        <w:t xml:space="preserve">Los bordes del </w:t>
+      </w:r>
+      <w:r>
+        <w:rPr>
+          <w:rFonts w:ascii="Consolas" w:hAnsi="Consolas"/>
+          <w:b/>
+          <w:color w:val="111111"/>
+          <w:sz w:val="21"/>
+        </w:rPr>
+        <w:t>CASE</w:t>
+      </w:r>
+      <w:r>
+        <w:rPr>
+          <w:b/>
+          <w:color w:val="4A4A49"/>
+          <w:sz w:val="22"/>
+        </w:rPr>
+        <w:t xml:space="preserve"> en R3 mal delimitados:</w:t>
       </w:r>
       <w:r>
         <w:rPr>
@@ -11051,6 +11655,7 @@
       <w:r>
         <w:rPr>
           <w:rFonts w:ascii="Consolas" w:hAnsi="Consolas"/>
+          <w:b w:val="0"/>
           <w:color w:val="111111"/>
           <w:sz w:val="21"/>
         </w:rPr>
@@ -11067,6 +11672,7 @@
       <w:r>
         <w:rPr>
           <w:rFonts w:ascii="Consolas" w:hAnsi="Consolas"/>
+          <w:b w:val="0"/>
           <w:color w:val="111111"/>
           <w:sz w:val="21"/>
         </w:rPr>
@@ -11083,6 +11689,7 @@
       <w:r>
         <w:rPr>
           <w:rFonts w:ascii="Consolas" w:hAnsi="Consolas"/>
+          <w:b w:val="0"/>
           <w:color w:val="111111"/>
           <w:sz w:val="21"/>
         </w:rPr>
@@ -11115,6 +11722,7 @@
       <w:r>
         <w:rPr>
           <w:rFonts w:ascii="Consolas" w:hAnsi="Consolas"/>
+          <w:b w:val="0"/>
           <w:color w:val="111111"/>
           <w:sz w:val="21"/>
         </w:rPr>
@@ -11354,6 +11962,7 @@
             <w:r>
               <w:rPr>
                 <w:rFonts w:ascii="Consolas" w:hAnsi="Consolas"/>
+                <w:b w:val="0"/>
                 <w:color w:val="111111"/>
                 <w:sz w:val="19"/>
               </w:rPr>
@@ -11386,6 +11995,7 @@
             <w:r>
               <w:rPr>
                 <w:rFonts w:ascii="Consolas" w:hAnsi="Consolas"/>
+                <w:b w:val="0"/>
                 <w:color w:val="111111"/>
                 <w:sz w:val="19"/>
               </w:rPr>
@@ -11402,6 +12012,7 @@
             <w:r>
               <w:rPr>
                 <w:rFonts w:ascii="Consolas" w:hAnsi="Consolas"/>
+                <w:b w:val="0"/>
                 <w:color w:val="111111"/>
                 <w:sz w:val="19"/>
               </w:rPr>
@@ -11418,6 +12029,7 @@
             <w:r>
               <w:rPr>
                 <w:rFonts w:ascii="Consolas" w:hAnsi="Consolas"/>
+                <w:b w:val="0"/>
                 <w:color w:val="111111"/>
                 <w:sz w:val="19"/>
               </w:rPr>
@@ -11434,6 +12046,7 @@
             <w:r>
               <w:rPr>
                 <w:rFonts w:ascii="Consolas" w:hAnsi="Consolas"/>
+                <w:b w:val="0"/>
                 <w:color w:val="111111"/>
                 <w:sz w:val="19"/>
               </w:rPr>
@@ -11450,6 +12063,7 @@
             <w:r>
               <w:rPr>
                 <w:rFonts w:ascii="Consolas" w:hAnsi="Consolas"/>
+                <w:b w:val="0"/>
                 <w:color w:val="111111"/>
                 <w:sz w:val="19"/>
               </w:rPr>
@@ -11466,6 +12080,7 @@
             <w:r>
               <w:rPr>
                 <w:rFonts w:ascii="Consolas" w:hAnsi="Consolas"/>
+                <w:b w:val="0"/>
                 <w:color w:val="111111"/>
                 <w:sz w:val="19"/>
               </w:rPr>
@@ -11510,6 +12125,7 @@
             <w:r>
               <w:rPr>
                 <w:rFonts w:ascii="Consolas" w:hAnsi="Consolas"/>
+                <w:b w:val="0"/>
                 <w:color w:val="111111"/>
                 <w:sz w:val="19"/>
               </w:rPr>
@@ -11544,6 +12160,7 @@
             <w:r>
               <w:rPr>
                 <w:rFonts w:ascii="Consolas" w:hAnsi="Consolas"/>
+                <w:b w:val="0"/>
                 <w:color w:val="111111"/>
                 <w:sz w:val="19"/>
               </w:rPr>
@@ -11569,6 +12186,7 @@
             <w:r>
               <w:rPr>
                 <w:rFonts w:ascii="Consolas" w:hAnsi="Consolas"/>
+                <w:b w:val="0"/>
                 <w:color w:val="111111"/>
                 <w:sz w:val="19"/>
               </w:rPr>
@@ -11585,6 +12203,7 @@
             <w:r>
               <w:rPr>
                 <w:rFonts w:ascii="Consolas" w:hAnsi="Consolas"/>
+                <w:b w:val="0"/>
                 <w:color w:val="111111"/>
                 <w:sz w:val="19"/>
               </w:rPr>
@@ -11601,6 +12220,7 @@
             <w:r>
               <w:rPr>
                 <w:rFonts w:ascii="Consolas" w:hAnsi="Consolas"/>
+                <w:b w:val="0"/>
                 <w:color w:val="111111"/>
                 <w:sz w:val="19"/>
               </w:rPr>
@@ -11617,6 +12237,7 @@
             <w:r>
               <w:rPr>
                 <w:rFonts w:ascii="Consolas" w:hAnsi="Consolas"/>
+                <w:b w:val="0"/>
                 <w:color w:val="111111"/>
                 <w:sz w:val="19"/>
               </w:rPr>
@@ -11633,6 +12254,7 @@
             <w:r>
               <w:rPr>
                 <w:rFonts w:ascii="Consolas" w:hAnsi="Consolas"/>
+                <w:b w:val="0"/>
                 <w:color w:val="111111"/>
                 <w:sz w:val="19"/>
               </w:rPr>
@@ -11649,6 +12271,7 @@
             <w:r>
               <w:rPr>
                 <w:rFonts w:ascii="Consolas" w:hAnsi="Consolas"/>
+                <w:b w:val="0"/>
                 <w:color w:val="111111"/>
                 <w:sz w:val="19"/>
               </w:rPr>
@@ -11665,6 +12288,7 @@
             <w:r>
               <w:rPr>
                 <w:rFonts w:ascii="Consolas" w:hAnsi="Consolas"/>
+                <w:b w:val="0"/>
                 <w:color w:val="111111"/>
                 <w:sz w:val="19"/>
               </w:rPr>
@@ -11681,6 +12305,7 @@
             <w:r>
               <w:rPr>
                 <w:rFonts w:ascii="Consolas" w:hAnsi="Consolas"/>
+                <w:b w:val="0"/>
                 <w:color w:val="111111"/>
                 <w:sz w:val="19"/>
               </w:rPr>
@@ -11729,6 +12354,7 @@
             <w:r>
               <w:rPr>
                 <w:rFonts w:ascii="Consolas" w:hAnsi="Consolas"/>
+                <w:b w:val="0"/>
                 <w:color w:val="111111"/>
                 <w:sz w:val="19"/>
               </w:rPr>
@@ -11803,6 +12429,7 @@
             <w:r>
               <w:rPr>
                 <w:rFonts w:ascii="Consolas" w:hAnsi="Consolas"/>
+                <w:b w:val="0"/>
                 <w:color w:val="111111"/>
                 <w:sz w:val="19"/>
               </w:rPr>
@@ -11819,6 +12446,7 @@
             <w:r>
               <w:rPr>
                 <w:rFonts w:ascii="Consolas" w:hAnsi="Consolas"/>
+                <w:b w:val="0"/>
                 <w:color w:val="111111"/>
                 <w:sz w:val="19"/>
               </w:rPr>
@@ -11843,6 +12471,7 @@
             <w:r>
               <w:rPr>
                 <w:rFonts w:ascii="Consolas" w:hAnsi="Consolas"/>
+                <w:b w:val="0"/>
                 <w:color w:val="111111"/>
                 <w:sz w:val="19"/>
               </w:rPr>
@@ -11859,6 +12488,7 @@
             <w:r>
               <w:rPr>
                 <w:rFonts w:ascii="Consolas" w:hAnsi="Consolas"/>
+                <w:b w:val="0"/>
                 <w:color w:val="111111"/>
                 <w:sz w:val="19"/>
               </w:rPr>
@@ -11875,6 +12505,7 @@
             <w:r>
               <w:rPr>
                 <w:rFonts w:ascii="Consolas" w:hAnsi="Consolas"/>
+                <w:b w:val="0"/>
                 <w:color w:val="111111"/>
                 <w:sz w:val="19"/>
               </w:rPr>
@@ -11891,6 +12522,7 @@
             <w:r>
               <w:rPr>
                 <w:rFonts w:ascii="Consolas" w:hAnsi="Consolas"/>
+                <w:b w:val="0"/>
                 <w:color w:val="111111"/>
                 <w:sz w:val="19"/>
               </w:rPr>
@@ -11993,6 +12625,7 @@
             <w:r>
               <w:rPr>
                 <w:rFonts w:ascii="Consolas" w:hAnsi="Consolas"/>
+                <w:b w:val="0"/>
                 <w:color w:val="111111"/>
                 <w:sz w:val="19"/>
               </w:rPr>
@@ -12009,6 +12642,7 @@
             <w:r>
               <w:rPr>
                 <w:rFonts w:ascii="Consolas" w:hAnsi="Consolas"/>
+                <w:b w:val="0"/>
                 <w:color w:val="111111"/>
                 <w:sz w:val="19"/>
               </w:rPr>
@@ -12034,6 +12668,7 @@
             <w:r>
               <w:rPr>
                 <w:rFonts w:ascii="Consolas" w:hAnsi="Consolas"/>
+                <w:b w:val="0"/>
                 <w:color w:val="111111"/>
                 <w:sz w:val="19"/>
               </w:rPr>
@@ -12050,6 +12685,7 @@
             <w:r>
               <w:rPr>
                 <w:rFonts w:ascii="Consolas" w:hAnsi="Consolas"/>
+                <w:b w:val="0"/>
                 <w:color w:val="111111"/>
                 <w:sz w:val="19"/>
               </w:rPr>
@@ -12132,6 +12768,7 @@
             <w:r>
               <w:rPr>
                 <w:rFonts w:ascii="Consolas" w:hAnsi="Consolas"/>
+                <w:b w:val="0"/>
                 <w:color w:val="111111"/>
                 <w:sz w:val="19"/>
               </w:rPr>
@@ -12148,6 +12785,7 @@
             <w:r>
               <w:rPr>
                 <w:rFonts w:ascii="Consolas" w:hAnsi="Consolas"/>
+                <w:b w:val="0"/>
                 <w:color w:val="111111"/>
                 <w:sz w:val="19"/>
               </w:rPr>
@@ -12164,6 +12802,7 @@
             <w:r>
               <w:rPr>
                 <w:rFonts w:ascii="Consolas" w:hAnsi="Consolas"/>
+                <w:b w:val="0"/>
                 <w:color w:val="111111"/>
                 <w:sz w:val="19"/>
               </w:rPr>
@@ -12188,6 +12827,7 @@
             <w:r>
               <w:rPr>
                 <w:rFonts w:ascii="Consolas" w:hAnsi="Consolas"/>
+                <w:b w:val="0"/>
                 <w:color w:val="111111"/>
                 <w:sz w:val="19"/>
               </w:rPr>
@@ -12204,6 +12844,7 @@
             <w:r>
               <w:rPr>
                 <w:rFonts w:ascii="Consolas" w:hAnsi="Consolas"/>
+                <w:b w:val="0"/>
                 <w:color w:val="111111"/>
                 <w:sz w:val="19"/>
               </w:rPr>
@@ -12290,6 +12931,7 @@
             <w:r>
               <w:rPr>
                 <w:rFonts w:ascii="Consolas" w:hAnsi="Consolas"/>
+                <w:b w:val="0"/>
                 <w:color w:val="111111"/>
                 <w:sz w:val="19"/>
               </w:rPr>
@@ -12306,6 +12948,7 @@
             <w:r>
               <w:rPr>
                 <w:rFonts w:ascii="Consolas" w:hAnsi="Consolas"/>
+                <w:b w:val="0"/>
                 <w:color w:val="111111"/>
                 <w:sz w:val="19"/>
               </w:rPr>
@@ -12322,6 +12965,7 @@
             <w:r>
               <w:rPr>
                 <w:rFonts w:ascii="Consolas" w:hAnsi="Consolas"/>
+                <w:b w:val="0"/>
                 <w:color w:val="111111"/>
                 <w:sz w:val="19"/>
               </w:rPr>
@@ -12363,6 +13007,7 @@
             <w:r>
               <w:rPr>
                 <w:rFonts w:ascii="Consolas" w:hAnsi="Consolas"/>
+                <w:b w:val="0"/>
                 <w:color w:val="111111"/>
                 <w:sz w:val="19"/>
               </w:rPr>
@@ -12445,6 +13090,7 @@
             <w:r>
               <w:rPr>
                 <w:rFonts w:ascii="Consolas" w:hAnsi="Consolas"/>
+                <w:b w:val="0"/>
                 <w:color w:val="111111"/>
                 <w:sz w:val="19"/>
               </w:rPr>
@@ -12469,6 +13115,7 @@
             <w:r>
               <w:rPr>
                 <w:rFonts w:ascii="Consolas" w:hAnsi="Consolas"/>
+                <w:b w:val="0"/>
                 <w:color w:val="111111"/>
                 <w:sz w:val="19"/>
               </w:rPr>
@@ -12571,6 +13218,7 @@
             <w:r>
               <w:rPr>
                 <w:rFonts w:ascii="Consolas" w:hAnsi="Consolas"/>
+                <w:b w:val="0"/>
                 <w:color w:val="111111"/>
                 <w:sz w:val="19"/>
               </w:rPr>
@@ -12678,6 +13326,7 @@
             <w:r>
               <w:rPr>
                 <w:rFonts w:ascii="Consolas" w:hAnsi="Consolas"/>
+                <w:b w:val="0"/>
                 <w:color w:val="111111"/>
                 <w:sz w:val="19"/>
               </w:rPr>
@@ -12702,6 +13351,7 @@
             <w:r>
               <w:rPr>
                 <w:rFonts w:ascii="Consolas" w:hAnsi="Consolas"/>
+                <w:b w:val="0"/>
                 <w:color w:val="111111"/>
                 <w:sz w:val="19"/>
               </w:rPr>
@@ -12770,6 +13420,7 @@
             <w:r>
               <w:rPr>
                 <w:rFonts w:ascii="Consolas" w:hAnsi="Consolas"/>
+                <w:b w:val="0"/>
                 <w:color w:val="111111"/>
                 <w:sz w:val="19"/>
               </w:rPr>
@@ -12804,6 +13455,7 @@
             <w:r>
               <w:rPr>
                 <w:rFonts w:ascii="Consolas" w:hAnsi="Consolas"/>
+                <w:b w:val="0"/>
                 <w:color w:val="111111"/>
                 <w:sz w:val="19"/>
               </w:rPr>
@@ -12829,6 +13481,7 @@
             <w:r>
               <w:rPr>
                 <w:rFonts w:ascii="Consolas" w:hAnsi="Consolas"/>
+                <w:b w:val="0"/>
                 <w:color w:val="111111"/>
                 <w:sz w:val="19"/>
               </w:rPr>
@@ -12845,6 +13498,7 @@
             <w:r>
               <w:rPr>
                 <w:rFonts w:ascii="Consolas" w:hAnsi="Consolas"/>
+                <w:b w:val="0"/>
                 <w:color w:val="111111"/>
                 <w:sz w:val="19"/>
               </w:rPr>
@@ -12861,6 +13515,7 @@
             <w:r>
               <w:rPr>
                 <w:rFonts w:ascii="Consolas" w:hAnsi="Consolas"/>
+                <w:b w:val="0"/>
                 <w:color w:val="111111"/>
                 <w:sz w:val="19"/>
               </w:rPr>
@@ -12877,6 +13532,7 @@
             <w:r>
               <w:rPr>
                 <w:rFonts w:ascii="Consolas" w:hAnsi="Consolas"/>
+                <w:b w:val="0"/>
                 <w:color w:val="111111"/>
                 <w:sz w:val="19"/>
               </w:rPr>
@@ -12951,6 +13607,7 @@
             <w:r>
               <w:rPr>
                 <w:rFonts w:ascii="Consolas" w:hAnsi="Consolas"/>
+                <w:b w:val="0"/>
                 <w:color w:val="111111"/>
                 <w:sz w:val="19"/>
               </w:rPr>
@@ -12975,6 +13632,7 @@
             <w:r>
               <w:rPr>
                 <w:rFonts w:ascii="Consolas" w:hAnsi="Consolas"/>
+                <w:b w:val="0"/>
                 <w:color w:val="111111"/>
                 <w:sz w:val="19"/>
               </w:rPr>
@@ -12991,6 +13649,7 @@
             <w:r>
               <w:rPr>
                 <w:rFonts w:ascii="Consolas" w:hAnsi="Consolas"/>
+                <w:b w:val="0"/>
                 <w:color w:val="111111"/>
                 <w:sz w:val="19"/>
               </w:rPr>
@@ -13007,6 +13666,7 @@
             <w:r>
               <w:rPr>
                 <w:rFonts w:ascii="Consolas" w:hAnsi="Consolas"/>
+                <w:b w:val="0"/>
                 <w:color w:val="111111"/>
                 <w:sz w:val="19"/>
               </w:rPr>
@@ -13039,6 +13699,7 @@
             <w:r>
               <w:rPr>
                 <w:rFonts w:ascii="Consolas" w:hAnsi="Consolas"/>
+                <w:b w:val="0"/>
                 <w:color w:val="111111"/>
                 <w:sz w:val="19"/>
               </w:rPr>
@@ -13109,6 +13770,7 @@
             <w:r>
               <w:rPr>
                 <w:rFonts w:ascii="Consolas" w:hAnsi="Consolas"/>
+                <w:b w:val="0"/>
                 <w:color w:val="111111"/>
                 <w:sz w:val="19"/>
               </w:rPr>
@@ -13224,6 +13886,7 @@
             <w:r>
               <w:rPr>
                 <w:rFonts w:ascii="Consolas" w:hAnsi="Consolas"/>
+                <w:b w:val="0"/>
                 <w:color w:val="111111"/>
                 <w:sz w:val="19"/>
               </w:rPr>
@@ -13240,6 +13903,7 @@
             <w:r>
               <w:rPr>
                 <w:rFonts w:ascii="Consolas" w:hAnsi="Consolas"/>
+                <w:b w:val="0"/>
                 <w:color w:val="111111"/>
                 <w:sz w:val="19"/>
               </w:rPr>
@@ -13366,6 +14030,7 @@
             <w:r>
               <w:rPr>
                 <w:rFonts w:ascii="Consolas" w:hAnsi="Consolas"/>
+                <w:b w:val="0"/>
                 <w:color w:val="111111"/>
                 <w:sz w:val="19"/>
               </w:rPr>
@@ -13382,6 +14047,7 @@
             <w:r>
               <w:rPr>
                 <w:rFonts w:ascii="Consolas" w:hAnsi="Consolas"/>
+                <w:b w:val="0"/>
                 <w:color w:val="111111"/>
                 <w:sz w:val="19"/>
               </w:rPr>
@@ -13398,6 +14064,7 @@
             <w:r>
               <w:rPr>
                 <w:rFonts w:ascii="Consolas" w:hAnsi="Consolas"/>
+                <w:b w:val="0"/>
                 <w:color w:val="111111"/>
                 <w:sz w:val="19"/>
               </w:rPr>
@@ -13464,7 +14131,16 @@
           <w:color w:val="4A4A49"/>
           <w:sz w:val="22"/>
         </w:rPr>
-        <w:t>9 items en `SI`</w:t>
+        <w:t xml:space="preserve">9 items en </w:t>
+      </w:r>
+      <w:r>
+        <w:rPr>
+          <w:rFonts w:ascii="Consolas" w:hAnsi="Consolas"/>
+          <w:b/>
+          <w:color w:val="111111"/>
+          <w:sz w:val="21"/>
+        </w:rPr>
+        <w:t>SI</w:t>
       </w:r>
       <w:r>
         <w:rPr>
@@ -13480,7 +14156,16 @@
           <w:color w:val="4A4A49"/>
           <w:sz w:val="22"/>
         </w:rPr>
-        <w:t>4 en `PARCIAL`</w:t>
+        <w:t xml:space="preserve">4 en </w:t>
+      </w:r>
+      <w:r>
+        <w:rPr>
+          <w:rFonts w:ascii="Consolas" w:hAnsi="Consolas"/>
+          <w:b/>
+          <w:color w:val="111111"/>
+          <w:sz w:val="21"/>
+        </w:rPr>
+        <w:t>PARCIAL</w:t>
       </w:r>
       <w:r>
         <w:rPr>
@@ -13496,7 +14181,16 @@
           <w:color w:val="4A4A49"/>
           <w:sz w:val="22"/>
         </w:rPr>
-        <w:t>1 en `NO`</w:t>
+        <w:t xml:space="preserve">1 en </w:t>
+      </w:r>
+      <w:r>
+        <w:rPr>
+          <w:rFonts w:ascii="Consolas" w:hAnsi="Consolas"/>
+          <w:b/>
+          <w:color w:val="111111"/>
+          <w:sz w:val="21"/>
+        </w:rPr>
+        <w:t>NO</w:t>
       </w:r>
       <w:r>
         <w:rPr>
@@ -13559,6 +14253,7 @@
       <w:r>
         <w:rPr>
           <w:rFonts w:ascii="Consolas" w:hAnsi="Consolas"/>
+          <w:b w:val="0"/>
           <w:color w:val="111111"/>
           <w:sz w:val="21"/>
         </w:rPr>
@@ -13633,6 +14328,7 @@
       <w:r>
         <w:rPr>
           <w:rFonts w:ascii="Consolas" w:hAnsi="Consolas"/>
+          <w:b w:val="0"/>
           <w:color w:val="111111"/>
           <w:sz w:val="21"/>
         </w:rPr>
@@ -13794,6 +14490,7 @@
       <w:r>
         <w:rPr>
           <w:rFonts w:ascii="Consolas" w:hAnsi="Consolas"/>
+          <w:b w:val="0"/>
           <w:color w:val="111111"/>
           <w:sz w:val="21"/>
         </w:rPr>
@@ -13810,6 +14507,7 @@
       <w:r>
         <w:rPr>
           <w:rFonts w:ascii="Consolas" w:hAnsi="Consolas"/>
+          <w:b w:val="0"/>
           <w:color w:val="111111"/>
           <w:sz w:val="21"/>
         </w:rPr>
@@ -13826,6 +14524,7 @@
       <w:r>
         <w:rPr>
           <w:rFonts w:ascii="Consolas" w:hAnsi="Consolas"/>
+          <w:b w:val="0"/>
           <w:color w:val="111111"/>
           <w:sz w:val="21"/>
         </w:rPr>
@@ -13879,6 +14578,7 @@
       <w:r>
         <w:rPr>
           <w:rFonts w:ascii="Consolas" w:hAnsi="Consolas"/>
+          <w:b w:val="0"/>
           <w:color w:val="111111"/>
           <w:sz w:val="21"/>
         </w:rPr>
@@ -13895,6 +14595,7 @@
       <w:r>
         <w:rPr>
           <w:rFonts w:ascii="Consolas" w:hAnsi="Consolas"/>
+          <w:b w:val="0"/>
           <w:color w:val="111111"/>
           <w:sz w:val="21"/>
         </w:rPr>
@@ -13932,6 +14633,7 @@
       <w:r>
         <w:rPr>
           <w:rFonts w:ascii="Consolas" w:hAnsi="Consolas"/>
+          <w:b w:val="0"/>
           <w:color w:val="111111"/>
           <w:sz w:val="21"/>
         </w:rPr>
@@ -13948,6 +14650,7 @@
       <w:r>
         <w:rPr>
           <w:rFonts w:ascii="Consolas" w:hAnsi="Consolas"/>
+          <w:b w:val="0"/>
           <w:color w:val="111111"/>
           <w:sz w:val="21"/>
         </w:rPr>
@@ -13964,6 +14667,7 @@
       <w:r>
         <w:rPr>
           <w:rFonts w:ascii="Consolas" w:hAnsi="Consolas"/>
+          <w:b w:val="0"/>
           <w:color w:val="111111"/>
           <w:sz w:val="21"/>
         </w:rPr>
@@ -13996,6 +14700,7 @@
       <w:r>
         <w:rPr>
           <w:rFonts w:ascii="Consolas" w:hAnsi="Consolas"/>
+          <w:b w:val="0"/>
           <w:color w:val="111111"/>
           <w:sz w:val="21"/>
         </w:rPr>
@@ -14012,6 +14717,7 @@
       <w:r>
         <w:rPr>
           <w:rFonts w:ascii="Consolas" w:hAnsi="Consolas"/>
+          <w:b w:val="0"/>
           <w:color w:val="111111"/>
           <w:sz w:val="21"/>
         </w:rPr>
@@ -14028,6 +14734,7 @@
       <w:r>
         <w:rPr>
           <w:rFonts w:ascii="Consolas" w:hAnsi="Consolas"/>
+          <w:b w:val="0"/>
           <w:color w:val="111111"/>
           <w:sz w:val="21"/>
         </w:rPr>
@@ -14044,6 +14751,7 @@
       <w:r>
         <w:rPr>
           <w:rFonts w:ascii="Consolas" w:hAnsi="Consolas"/>
+          <w:b w:val="0"/>
           <w:color w:val="111111"/>
           <w:sz w:val="21"/>
         </w:rPr>
@@ -14060,6 +14768,7 @@
       <w:r>
         <w:rPr>
           <w:rFonts w:ascii="Consolas" w:hAnsi="Consolas"/>
+          <w:b w:val="0"/>
           <w:color w:val="111111"/>
           <w:sz w:val="21"/>
         </w:rPr>
@@ -14113,6 +14822,7 @@
       <w:r>
         <w:rPr>
           <w:rFonts w:ascii="Consolas" w:hAnsi="Consolas"/>
+          <w:b w:val="0"/>
           <w:color w:val="111111"/>
           <w:sz w:val="21"/>
         </w:rPr>
@@ -14219,6 +14929,7 @@
       <w:r>
         <w:rPr>
           <w:rFonts w:ascii="Consolas" w:hAnsi="Consolas"/>
+          <w:b w:val="0"/>
           <w:color w:val="111111"/>
           <w:sz w:val="21"/>
         </w:rPr>
@@ -14235,6 +14946,7 @@
       <w:r>
         <w:rPr>
           <w:rFonts w:ascii="Consolas" w:hAnsi="Consolas"/>
+          <w:b w:val="0"/>
           <w:color w:val="111111"/>
           <w:sz w:val="21"/>
         </w:rPr>
@@ -14251,6 +14963,7 @@
       <w:r>
         <w:rPr>
           <w:rFonts w:ascii="Consolas" w:hAnsi="Consolas"/>
+          <w:b w:val="0"/>
           <w:color w:val="111111"/>
           <w:sz w:val="21"/>
         </w:rPr>
@@ -14288,7 +15001,24 @@
           <w:color w:val="4A4A49"/>
           <w:sz w:val="22"/>
         </w:rPr>
-        <w:t>Los 14 items en `SI` y un 100 % declarado.</w:t>
+        <w:t xml:space="preserve">Los 14 items en </w:t>
+      </w:r>
+      <w:r>
+        <w:rPr>
+          <w:rFonts w:ascii="Consolas" w:hAnsi="Consolas"/>
+          <w:b/>
+          <w:color w:val="111111"/>
+          <w:sz w:val="21"/>
+        </w:rPr>
+        <w:t>SI</w:t>
+      </w:r>
+      <w:r>
+        <w:rPr>
+          <w:b/>
+          <w:color w:val="4A4A49"/>
+          <w:sz w:val="22"/>
+        </w:rPr>
+        <w:t xml:space="preserve"> y un 100 % declarado.</w:t>
       </w:r>
       <w:r>
         <w:rPr>
@@ -14343,6 +15073,7 @@
       <w:r>
         <w:rPr>
           <w:rFonts w:ascii="Consolas" w:hAnsi="Consolas"/>
+          <w:b w:val="0"/>
           <w:color w:val="111111"/>
           <w:sz w:val="21"/>
         </w:rPr>
@@ -14367,7 +15098,24 @@
           <w:color w:val="4A4A49"/>
           <w:sz w:val="22"/>
         </w:rPr>
-        <w:t>Marcar `PARCIAL` sin decir que falta.</w:t>
+        <w:t xml:space="preserve">Marcar </w:t>
+      </w:r>
+      <w:r>
+        <w:rPr>
+          <w:rFonts w:ascii="Consolas" w:hAnsi="Consolas"/>
+          <w:b/>
+          <w:color w:val="111111"/>
+          <w:sz w:val="21"/>
+        </w:rPr>
+        <w:t>PARCIAL</w:t>
+      </w:r>
+      <w:r>
+        <w:rPr>
+          <w:b/>
+          <w:color w:val="4A4A49"/>
+          <w:sz w:val="22"/>
+        </w:rPr>
+        <w:t xml:space="preserve"> sin decir que falta.</w:t>
       </w:r>
       <w:r>
         <w:rPr>
@@ -14396,6 +15144,7 @@
       <w:r>
         <w:rPr>
           <w:rFonts w:ascii="Consolas" w:hAnsi="Consolas"/>
+          <w:b w:val="0"/>
           <w:color w:val="111111"/>
           <w:sz w:val="21"/>
         </w:rPr>
@@ -14412,6 +15161,7 @@
       <w:r>
         <w:rPr>
           <w:rFonts w:ascii="Consolas" w:hAnsi="Consolas"/>
+          <w:b w:val="0"/>
           <w:color w:val="111111"/>
           <w:sz w:val="21"/>
         </w:rPr>
@@ -14436,7 +15186,24 @@
           <w:color w:val="4A4A49"/>
           <w:sz w:val="22"/>
         </w:rPr>
-        <w:t>Marcar el item 13 como `SI` porque «se documento la concurrencia».</w:t>
+        <w:t xml:space="preserve">Marcar el item 13 como </w:t>
+      </w:r>
+      <w:r>
+        <w:rPr>
+          <w:rFonts w:ascii="Consolas" w:hAnsi="Consolas"/>
+          <w:b/>
+          <w:color w:val="111111"/>
+          <w:sz w:val="21"/>
+        </w:rPr>
+        <w:t>SI</w:t>
+      </w:r>
+      <w:r>
+        <w:rPr>
+          <w:b/>
+          <w:color w:val="4A4A49"/>
+          <w:sz w:val="22"/>
+        </w:rPr>
+        <w:t xml:space="preserve"> porque «se documento la concurrencia».</w:t>
       </w:r>
       <w:r>
         <w:rPr>
@@ -14449,6 +15216,7 @@
       <w:r>
         <w:rPr>
           <w:rFonts w:ascii="Consolas" w:hAnsi="Consolas"/>
+          <w:b w:val="0"/>
           <w:color w:val="111111"/>
           <w:sz w:val="21"/>
         </w:rPr>
@@ -14465,6 +15233,7 @@
       <w:r>
         <w:rPr>
           <w:rFonts w:ascii="Consolas" w:hAnsi="Consolas"/>
+          <w:b w:val="0"/>
           <w:color w:val="111111"/>
           <w:sz w:val="21"/>
         </w:rPr>
@@ -14825,6 +15594,7 @@
             <w:r>
               <w:rPr>
                 <w:rFonts w:ascii="Consolas" w:hAnsi="Consolas"/>
+                <w:b w:val="0"/>
                 <w:color w:val="111111"/>
                 <w:sz w:val="19"/>
               </w:rPr>
@@ -14857,6 +15627,7 @@
             <w:r>
               <w:rPr>
                 <w:rFonts w:ascii="Consolas" w:hAnsi="Consolas"/>
+                <w:b w:val="0"/>
                 <w:color w:val="111111"/>
                 <w:sz w:val="19"/>
               </w:rPr>
@@ -14909,6 +15680,7 @@
             <w:r>
               <w:rPr>
                 <w:rFonts w:ascii="Consolas" w:hAnsi="Consolas"/>
+                <w:b w:val="0"/>
                 <w:color w:val="111111"/>
                 <w:sz w:val="19"/>
               </w:rPr>
@@ -14925,6 +15697,7 @@
             <w:r>
               <w:rPr>
                 <w:rFonts w:ascii="Consolas" w:hAnsi="Consolas"/>
+                <w:b w:val="0"/>
                 <w:color w:val="111111"/>
                 <w:sz w:val="19"/>
               </w:rPr>
@@ -15010,6 +15783,7 @@
             <w:r>
               <w:rPr>
                 <w:rFonts w:ascii="Consolas" w:hAnsi="Consolas"/>
+                <w:b w:val="0"/>
                 <w:color w:val="111111"/>
                 <w:sz w:val="19"/>
               </w:rPr>
@@ -15026,6 +15800,7 @@
             <w:r>
               <w:rPr>
                 <w:rFonts w:ascii="Consolas" w:hAnsi="Consolas"/>
+                <w:b w:val="0"/>
                 <w:color w:val="111111"/>
                 <w:sz w:val="19"/>
               </w:rPr>
@@ -15058,6 +15833,7 @@
             <w:r>
               <w:rPr>
                 <w:rFonts w:ascii="Consolas" w:hAnsi="Consolas"/>
+                <w:b w:val="0"/>
                 <w:color w:val="111111"/>
                 <w:sz w:val="19"/>
               </w:rPr>
@@ -15100,6 +15876,7 @@
             <w:r>
               <w:rPr>
                 <w:rFonts w:ascii="Consolas" w:hAnsi="Consolas"/>
+                <w:b w:val="0"/>
                 <w:color w:val="111111"/>
                 <w:sz w:val="19"/>
               </w:rPr>
@@ -15116,6 +15893,7 @@
             <w:r>
               <w:rPr>
                 <w:rFonts w:ascii="Consolas" w:hAnsi="Consolas"/>
+                <w:b w:val="0"/>
                 <w:color w:val="111111"/>
                 <w:sz w:val="19"/>
               </w:rPr>
@@ -15148,6 +15926,7 @@
             <w:r>
               <w:rPr>
                 <w:rFonts w:ascii="Consolas" w:hAnsi="Consolas"/>
+                <w:b w:val="0"/>
                 <w:color w:val="111111"/>
                 <w:sz w:val="19"/>
               </w:rPr>
@@ -15164,6 +15943,7 @@
             <w:r>
               <w:rPr>
                 <w:rFonts w:ascii="Consolas" w:hAnsi="Consolas"/>
+                <w:b w:val="0"/>
                 <w:color w:val="111111"/>
                 <w:sz w:val="19"/>
               </w:rPr>
@@ -15244,6 +16024,7 @@
             <w:r>
               <w:rPr>
                 <w:rFonts w:ascii="Consolas" w:hAnsi="Consolas"/>
+                <w:b w:val="0"/>
                 <w:color w:val="111111"/>
                 <w:sz w:val="19"/>
               </w:rPr>
@@ -15260,6 +16041,7 @@
             <w:r>
               <w:rPr>
                 <w:rFonts w:ascii="Consolas" w:hAnsi="Consolas"/>
+                <w:b w:val="0"/>
                 <w:color w:val="111111"/>
                 <w:sz w:val="19"/>
               </w:rPr>
@@ -15405,6 +16187,7 @@
             <w:r>
               <w:rPr>
                 <w:rFonts w:ascii="Consolas" w:hAnsi="Consolas"/>
+                <w:b w:val="0"/>
                 <w:color w:val="111111"/>
                 <w:sz w:val="19"/>
               </w:rPr>
@@ -15421,6 +16204,7 @@
             <w:r>
               <w:rPr>
                 <w:rFonts w:ascii="Consolas" w:hAnsi="Consolas"/>
+                <w:b w:val="0"/>
                 <w:color w:val="111111"/>
                 <w:sz w:val="19"/>
               </w:rPr>
@@ -15474,7 +16258,16 @@
                 <w:color w:val="4A4A49"/>
                 <w:sz w:val="20"/>
               </w:rPr>
-              <w:t>dos sesiones de `psql`</w:t>
+              <w:t xml:space="preserve">dos sesiones de </w:t>
+            </w:r>
+            <w:r>
+              <w:rPr>
+                <w:rFonts w:ascii="Consolas" w:hAnsi="Consolas"/>
+                <w:b/>
+                <w:color w:val="111111"/>
+                <w:sz w:val="19"/>
+              </w:rPr>
+              <w:t>psql</w:t>
             </w:r>
             <w:r>
               <w:rPr>
@@ -15559,6 +16352,7 @@
             <w:r>
               <w:rPr>
                 <w:rFonts w:ascii="Consolas" w:hAnsi="Consolas"/>
+                <w:b w:val="0"/>
                 <w:color w:val="111111"/>
                 <w:sz w:val="19"/>
               </w:rPr>
@@ -15575,6 +16369,7 @@
             <w:r>
               <w:rPr>
                 <w:rFonts w:ascii="Consolas" w:hAnsi="Consolas"/>
+                <w:b w:val="0"/>
                 <w:color w:val="111111"/>
                 <w:sz w:val="19"/>
               </w:rPr>
@@ -15591,6 +16386,7 @@
             <w:r>
               <w:rPr>
                 <w:rFonts w:ascii="Consolas" w:hAnsi="Consolas"/>
+                <w:b w:val="0"/>
                 <w:color w:val="111111"/>
                 <w:sz w:val="19"/>
               </w:rPr>
@@ -15607,6 +16403,7 @@
             <w:r>
               <w:rPr>
                 <w:rFonts w:ascii="Consolas" w:hAnsi="Consolas"/>
+                <w:b w:val="0"/>
                 <w:color w:val="111111"/>
                 <w:sz w:val="19"/>
               </w:rPr>
@@ -15623,6 +16420,7 @@
             <w:r>
               <w:rPr>
                 <w:rFonts w:ascii="Consolas" w:hAnsi="Consolas"/>
+                <w:b w:val="0"/>
                 <w:color w:val="111111"/>
                 <w:sz w:val="19"/>
               </w:rPr>
@@ -15639,6 +16437,7 @@
             <w:r>
               <w:rPr>
                 <w:rFonts w:ascii="Consolas" w:hAnsi="Consolas"/>
+                <w:b w:val="0"/>
                 <w:color w:val="111111"/>
                 <w:sz w:val="19"/>
               </w:rPr>
@@ -15691,6 +16490,7 @@
             <w:r>
               <w:rPr>
                 <w:rFonts w:ascii="Consolas" w:hAnsi="Consolas"/>
+                <w:b w:val="0"/>
                 <w:color w:val="111111"/>
                 <w:sz w:val="19"/>
               </w:rPr>
@@ -15707,6 +16507,7 @@
             <w:r>
               <w:rPr>
                 <w:rFonts w:ascii="Consolas" w:hAnsi="Consolas"/>
+                <w:b w:val="0"/>
                 <w:color w:val="111111"/>
                 <w:sz w:val="19"/>
               </w:rPr>
@@ -15824,6 +16625,7 @@
             <w:r>
               <w:rPr>
                 <w:rFonts w:ascii="Consolas" w:hAnsi="Consolas"/>
+                <w:b w:val="0"/>
                 <w:color w:val="111111"/>
                 <w:sz w:val="19"/>
               </w:rPr>
@@ -15840,6 +16642,7 @@
             <w:r>
               <w:rPr>
                 <w:rFonts w:ascii="Consolas" w:hAnsi="Consolas"/>
+                <w:b w:val="0"/>
                 <w:color w:val="111111"/>
                 <w:sz w:val="19"/>
               </w:rPr>
@@ -15894,6 +16697,7 @@
       <w:r>
         <w:rPr>
           <w:rFonts w:ascii="Consolas" w:hAnsi="Consolas"/>
+          <w:b w:val="0"/>
           <w:color w:val="111111"/>
           <w:sz w:val="21"/>
         </w:rPr>
@@ -15910,6 +16714,7 @@
       <w:r>
         <w:rPr>
           <w:rFonts w:ascii="Consolas" w:hAnsi="Consolas"/>
+          <w:b w:val="0"/>
           <w:color w:val="111111"/>
           <w:sz w:val="21"/>
         </w:rPr>
@@ -15960,6 +16765,7 @@
       <w:r>
         <w:rPr>
           <w:rFonts w:ascii="Consolas" w:hAnsi="Consolas"/>
+          <w:b w:val="0"/>
           <w:color w:val="111111"/>
           <w:sz w:val="21"/>
         </w:rPr>
@@ -15976,6 +16782,7 @@
       <w:r>
         <w:rPr>
           <w:rFonts w:ascii="Consolas" w:hAnsi="Consolas"/>
+          <w:b w:val="0"/>
           <w:color w:val="111111"/>
           <w:sz w:val="21"/>
         </w:rPr>
@@ -16008,6 +16815,7 @@
       <w:r>
         <w:rPr>
           <w:rFonts w:ascii="Consolas" w:hAnsi="Consolas"/>
+          <w:b w:val="0"/>
           <w:color w:val="111111"/>
           <w:sz w:val="21"/>
         </w:rPr>
@@ -16024,6 +16832,7 @@
       <w:r>
         <w:rPr>
           <w:rFonts w:ascii="Consolas" w:hAnsi="Consolas"/>
+          <w:b w:val="0"/>
           <w:color w:val="111111"/>
           <w:sz w:val="21"/>
         </w:rPr>
@@ -16056,6 +16865,7 @@
       <w:r>
         <w:rPr>
           <w:rFonts w:ascii="Consolas" w:hAnsi="Consolas"/>
+          <w:b w:val="0"/>
           <w:color w:val="111111"/>
           <w:sz w:val="21"/>
         </w:rPr>
@@ -16183,7 +16993,41 @@
           <w:color w:val="4A4A49"/>
           <w:sz w:val="22"/>
         </w:rPr>
-        <w:t>Los gaps tienen que corresponder a los `NO` y `PARCIAL` de la pregunta 4</w:t>
+        <w:t xml:space="preserve">Los gaps tienen que corresponder a los </w:t>
+      </w:r>
+      <w:r>
+        <w:rPr>
+          <w:rFonts w:ascii="Consolas" w:hAnsi="Consolas"/>
+          <w:b/>
+          <w:color w:val="111111"/>
+          <w:sz w:val="21"/>
+        </w:rPr>
+        <w:t>NO</w:t>
+      </w:r>
+      <w:r>
+        <w:rPr>
+          <w:b/>
+          <w:color w:val="4A4A49"/>
+          <w:sz w:val="22"/>
+        </w:rPr>
+        <w:t xml:space="preserve"> y </w:t>
+      </w:r>
+      <w:r>
+        <w:rPr>
+          <w:rFonts w:ascii="Consolas" w:hAnsi="Consolas"/>
+          <w:b/>
+          <w:color w:val="111111"/>
+          <w:sz w:val="21"/>
+        </w:rPr>
+        <w:t>PARCIAL</w:t>
+      </w:r>
+      <w:r>
+        <w:rPr>
+          <w:b/>
+          <w:color w:val="4A4A49"/>
+          <w:sz w:val="22"/>
+        </w:rPr>
+        <w:t xml:space="preserve"> de la pregunta 4</w:t>
       </w:r>
       <w:r>
         <w:rPr>
@@ -16196,6 +17040,7 @@
       <w:r>
         <w:rPr>
           <w:rFonts w:ascii="Consolas" w:hAnsi="Consolas"/>
+          <w:b w:val="0"/>
           <w:color w:val="111111"/>
           <w:sz w:val="21"/>
         </w:rPr>
@@ -16233,6 +17078,7 @@
       <w:r>
         <w:rPr>
           <w:rFonts w:ascii="Consolas" w:hAnsi="Consolas"/>
+          <w:b w:val="0"/>
           <w:color w:val="111111"/>
           <w:sz w:val="21"/>
         </w:rPr>
@@ -16371,6 +17217,7 @@
       <w:r>
         <w:rPr>
           <w:rFonts w:ascii="Consolas" w:hAnsi="Consolas"/>
+          <w:b w:val="0"/>
           <w:color w:val="111111"/>
           <w:sz w:val="21"/>
         </w:rPr>
@@ -16387,6 +17234,7 @@
       <w:r>
         <w:rPr>
           <w:rFonts w:ascii="Consolas" w:hAnsi="Consolas"/>
+          <w:b w:val="0"/>
           <w:color w:val="111111"/>
           <w:sz w:val="21"/>
         </w:rPr>
@@ -16403,6 +17251,7 @@
       <w:r>
         <w:rPr>
           <w:rFonts w:ascii="Consolas" w:hAnsi="Consolas"/>
+          <w:b w:val="0"/>
           <w:color w:val="111111"/>
           <w:sz w:val="21"/>
         </w:rPr>
@@ -16419,6 +17268,7 @@
       <w:r>
         <w:rPr>
           <w:rFonts w:ascii="Consolas" w:hAnsi="Consolas"/>
+          <w:b w:val="0"/>
           <w:color w:val="111111"/>
           <w:sz w:val="21"/>
         </w:rPr>
@@ -16435,6 +17285,7 @@
       <w:r>
         <w:rPr>
           <w:rFonts w:ascii="Consolas" w:hAnsi="Consolas"/>
+          <w:b w:val="0"/>
           <w:color w:val="111111"/>
           <w:sz w:val="21"/>
         </w:rPr>
@@ -16504,6 +17355,7 @@
       <w:r>
         <w:rPr>
           <w:rFonts w:ascii="Consolas" w:hAnsi="Consolas"/>
+          <w:b w:val="0"/>
           <w:color w:val="111111"/>
           <w:sz w:val="21"/>
         </w:rPr>
@@ -16573,6 +17425,7 @@
       <w:r>
         <w:rPr>
           <w:rFonts w:ascii="Consolas" w:hAnsi="Consolas"/>
+          <w:b w:val="0"/>
           <w:color w:val="111111"/>
           <w:sz w:val="21"/>
         </w:rPr>
@@ -16686,6 +17539,7 @@
       <w:r>
         <w:rPr>
           <w:rFonts w:ascii="Consolas" w:hAnsi="Consolas"/>
+          <w:b w:val="0"/>
           <w:color w:val="111111"/>
           <w:sz w:val="21"/>
         </w:rPr>
@@ -16702,6 +17556,7 @@
       <w:r>
         <w:rPr>
           <w:rFonts w:ascii="Consolas" w:hAnsi="Consolas"/>
+          <w:b w:val="0"/>
           <w:color w:val="111111"/>
           <w:sz w:val="21"/>
         </w:rPr>
@@ -16718,6 +17573,7 @@
       <w:r>
         <w:rPr>
           <w:rFonts w:ascii="Consolas" w:hAnsi="Consolas"/>
+          <w:b w:val="0"/>
           <w:color w:val="111111"/>
           <w:sz w:val="21"/>
         </w:rPr>
@@ -16841,7 +17697,24 @@
           <w:color w:val="4A4A49"/>
           <w:sz w:val="22"/>
         </w:rPr>
-        <w:t>La prueba 5 me da `cumple = FALSE`. ¿Escribi mal la consulta?</w:t>
+        <w:t xml:space="preserve">La prueba 5 me da </w:t>
+      </w:r>
+      <w:r>
+        <w:rPr>
+          <w:rFonts w:ascii="Consolas" w:hAnsi="Consolas"/>
+          <w:b/>
+          <w:color w:val="111111"/>
+          <w:sz w:val="21"/>
+        </w:rPr>
+        <w:t>cumple = FALSE</w:t>
+      </w:r>
+      <w:r>
+        <w:rPr>
+          <w:b/>
+          <w:color w:val="4A4A49"/>
+          <w:sz w:val="22"/>
+        </w:rPr>
+        <w:t>. ¿Escribi mal la consulta?</w:t>
       </w:r>
     </w:p>
     <w:p>
@@ -16855,11 +17728,20 @@
       </w:r>
       <w:r>
         <w:rPr>
+          <w:rFonts w:ascii="Consolas" w:hAnsi="Consolas"/>
           <w:b/>
-          <w:color w:val="4A4A49"/>
-          <w:sz w:val="22"/>
-        </w:rPr>
-        <w:t>`FALSE` es la respuesta correcta.</w:t>
+          <w:color w:val="111111"/>
+          <w:sz w:val="21"/>
+        </w:rPr>
+        <w:t>FALSE</w:t>
+      </w:r>
+      <w:r>
+        <w:rPr>
+          <w:b/>
+          <w:color w:val="4A4A49"/>
+          <w:sz w:val="22"/>
+        </w:rPr>
+        <w:t xml:space="preserve"> es la respuesta correcta.</w:t>
       </w:r>
       <w:r>
         <w:rPr>
@@ -16920,6 +17802,7 @@
       <w:r>
         <w:rPr>
           <w:rFonts w:ascii="Consolas" w:hAnsi="Consolas"/>
+          <w:b w:val="0"/>
           <w:color w:val="111111"/>
           <w:sz w:val="21"/>
         </w:rPr>
@@ -16936,6 +17819,7 @@
       <w:r>
         <w:rPr>
           <w:rFonts w:ascii="Consolas" w:hAnsi="Consolas"/>
+          <w:b w:val="0"/>
           <w:color w:val="111111"/>
           <w:sz w:val="21"/>
         </w:rPr>
@@ -16952,6 +17836,7 @@
       <w:r>
         <w:rPr>
           <w:rFonts w:ascii="Consolas" w:hAnsi="Consolas"/>
+          <w:b w:val="0"/>
           <w:color w:val="111111"/>
           <w:sz w:val="21"/>
         </w:rPr>
@@ -16973,7 +17858,24 @@
           <w:color w:val="4A4A49"/>
           <w:sz w:val="22"/>
         </w:rPr>
-        <w:t>Entonces, ¿arreglo las facturas con un `UPDATE` antes de la demo?</w:t>
+        <w:t xml:space="preserve">Entonces, ¿arreglo las facturas con un </w:t>
+      </w:r>
+      <w:r>
+        <w:rPr>
+          <w:rFonts w:ascii="Consolas" w:hAnsi="Consolas"/>
+          <w:b/>
+          <w:color w:val="111111"/>
+          <w:sz w:val="21"/>
+        </w:rPr>
+        <w:t>UPDATE</w:t>
+      </w:r>
+      <w:r>
+        <w:rPr>
+          <w:b/>
+          <w:color w:val="4A4A49"/>
+          <w:sz w:val="22"/>
+        </w:rPr>
+        <w:t xml:space="preserve"> antes de la demo?</w:t>
       </w:r>
     </w:p>
     <w:p>
@@ -17028,6 +17930,7 @@
       <w:r>
         <w:rPr>
           <w:rFonts w:ascii="Consolas" w:hAnsi="Consolas"/>
+          <w:b w:val="0"/>
           <w:color w:val="111111"/>
           <w:sz w:val="21"/>
         </w:rPr>
@@ -17049,7 +17952,41 @@
           <w:color w:val="4A4A49"/>
           <w:sz w:val="22"/>
         </w:rPr>
-        <w:t>¿Por que en la prueba 1 hay que capturar `foreign_key_violation` y en la 2 vale `WHEN OTHERS`?</w:t>
+        <w:t xml:space="preserve">¿Por que en la prueba 1 hay que capturar </w:t>
+      </w:r>
+      <w:r>
+        <w:rPr>
+          <w:rFonts w:ascii="Consolas" w:hAnsi="Consolas"/>
+          <w:b/>
+          <w:color w:val="111111"/>
+          <w:sz w:val="21"/>
+        </w:rPr>
+        <w:t>foreign_key_violation</w:t>
+      </w:r>
+      <w:r>
+        <w:rPr>
+          <w:b/>
+          <w:color w:val="4A4A49"/>
+          <w:sz w:val="22"/>
+        </w:rPr>
+        <w:t xml:space="preserve"> y en la 2 vale </w:t>
+      </w:r>
+      <w:r>
+        <w:rPr>
+          <w:rFonts w:ascii="Consolas" w:hAnsi="Consolas"/>
+          <w:b/>
+          <w:color w:val="111111"/>
+          <w:sz w:val="21"/>
+        </w:rPr>
+        <w:t>WHEN OTHERS</w:t>
+      </w:r>
+      <w:r>
+        <w:rPr>
+          <w:b/>
+          <w:color w:val="4A4A49"/>
+          <w:sz w:val="22"/>
+        </w:rPr>
+        <w:t>?</w:t>
       </w:r>
     </w:p>
     <w:p>
@@ -17080,6 +18017,7 @@
       <w:r>
         <w:rPr>
           <w:rFonts w:ascii="Consolas" w:hAnsi="Consolas"/>
+          <w:b w:val="0"/>
           <w:color w:val="111111"/>
           <w:sz w:val="21"/>
         </w:rPr>
@@ -17096,6 +18034,7 @@
       <w:r>
         <w:rPr>
           <w:rFonts w:ascii="Consolas" w:hAnsi="Consolas"/>
+          <w:b w:val="0"/>
           <w:color w:val="111111"/>
           <w:sz w:val="21"/>
         </w:rPr>
@@ -17112,6 +18051,7 @@
       <w:r>
         <w:rPr>
           <w:rFonts w:ascii="Consolas" w:hAnsi="Consolas"/>
+          <w:b w:val="0"/>
           <w:color w:val="111111"/>
           <w:sz w:val="21"/>
         </w:rPr>
@@ -17144,6 +18084,7 @@
       <w:r>
         <w:rPr>
           <w:rFonts w:ascii="Consolas" w:hAnsi="Consolas"/>
+          <w:b w:val="0"/>
           <w:color w:val="111111"/>
           <w:sz w:val="21"/>
         </w:rPr>
@@ -17160,6 +18101,7 @@
       <w:r>
         <w:rPr>
           <w:rFonts w:ascii="Consolas" w:hAnsi="Consolas"/>
+          <w:b w:val="0"/>
           <w:color w:val="111111"/>
           <w:sz w:val="21"/>
         </w:rPr>
@@ -17176,6 +18118,7 @@
       <w:r>
         <w:rPr>
           <w:rFonts w:ascii="Consolas" w:hAnsi="Consolas"/>
+          <w:b w:val="0"/>
           <w:color w:val="111111"/>
           <w:sz w:val="21"/>
         </w:rPr>
@@ -17192,6 +18135,7 @@
       <w:r>
         <w:rPr>
           <w:rFonts w:ascii="Consolas" w:hAnsi="Consolas"/>
+          <w:b w:val="0"/>
           <w:color w:val="111111"/>
           <w:sz w:val="21"/>
         </w:rPr>
@@ -17208,6 +18152,7 @@
       <w:r>
         <w:rPr>
           <w:rFonts w:ascii="Consolas" w:hAnsi="Consolas"/>
+          <w:b w:val="0"/>
           <w:color w:val="111111"/>
           <w:sz w:val="21"/>
         </w:rPr>
@@ -17260,6 +18205,7 @@
       <w:r>
         <w:rPr>
           <w:rFonts w:ascii="Consolas" w:hAnsi="Consolas"/>
+          <w:b w:val="0"/>
           <w:color w:val="111111"/>
           <w:sz w:val="21"/>
         </w:rPr>
@@ -17308,6 +18254,7 @@
       <w:r>
         <w:rPr>
           <w:rFonts w:ascii="Consolas" w:hAnsi="Consolas"/>
+          <w:b w:val="0"/>
           <w:color w:val="111111"/>
           <w:sz w:val="21"/>
         </w:rPr>
@@ -17340,6 +18287,7 @@
       <w:r>
         <w:rPr>
           <w:rFonts w:ascii="Consolas" w:hAnsi="Consolas"/>
+          <w:b w:val="0"/>
           <w:color w:val="111111"/>
           <w:sz w:val="21"/>
         </w:rPr>
@@ -17372,6 +18320,7 @@
       <w:r>
         <w:rPr>
           <w:rFonts w:ascii="Consolas" w:hAnsi="Consolas"/>
+          <w:b w:val="0"/>
           <w:color w:val="111111"/>
           <w:sz w:val="21"/>
         </w:rPr>
@@ -17393,7 +18342,24 @@
           <w:color w:val="4A4A49"/>
           <w:sz w:val="22"/>
         </w:rPr>
-        <w:t>Mi reporte R1 da las mismas 9 filas usando `EXTRACT(MONTH ...) = 9`. ¿Esta bien?</w:t>
+        <w:t xml:space="preserve">Mi reporte R1 da las mismas 9 filas usando </w:t>
+      </w:r>
+      <w:r>
+        <w:rPr>
+          <w:rFonts w:ascii="Consolas" w:hAnsi="Consolas"/>
+          <w:b/>
+          <w:color w:val="111111"/>
+          <w:sz w:val="21"/>
+        </w:rPr>
+        <w:t>EXTRACT(MONTH ...) = 9</w:t>
+      </w:r>
+      <w:r>
+        <w:rPr>
+          <w:b/>
+          <w:color w:val="4A4A49"/>
+          <w:sz w:val="22"/>
+        </w:rPr>
+        <w:t>. ¿Esta bien?</w:t>
       </w:r>
     </w:p>
     <w:p>
@@ -17424,6 +18390,7 @@
       <w:r>
         <w:rPr>
           <w:rFonts w:ascii="Consolas" w:hAnsi="Consolas"/>
+          <w:b w:val="0"/>
           <w:color w:val="111111"/>
           <w:sz w:val="21"/>
         </w:rPr>
@@ -17440,6 +18407,7 @@
       <w:r>
         <w:rPr>
           <w:rFonts w:ascii="Consolas" w:hAnsi="Consolas"/>
+          <w:b w:val="0"/>
           <w:color w:val="111111"/>
           <w:sz w:val="21"/>
         </w:rPr>
@@ -17488,6 +18456,7 @@
       <w:r>
         <w:rPr>
           <w:rFonts w:ascii="Consolas" w:hAnsi="Consolas"/>
+          <w:b w:val="0"/>
           <w:color w:val="111111"/>
           <w:sz w:val="21"/>
         </w:rPr>
@@ -17509,7 +18478,24 @@
           <w:color w:val="4A4A49"/>
           <w:sz w:val="22"/>
         </w:rPr>
-        <w:t>¿Como evito el conteo inflado en R2 sin volverme loco con los `DISTINCT`?</w:t>
+        <w:t xml:space="preserve">¿Como evito el conteo inflado en R2 sin volverme loco con los </w:t>
+      </w:r>
+      <w:r>
+        <w:rPr>
+          <w:rFonts w:ascii="Consolas" w:hAnsi="Consolas"/>
+          <w:b/>
+          <w:color w:val="111111"/>
+          <w:sz w:val="21"/>
+        </w:rPr>
+        <w:t>DISTINCT</w:t>
+      </w:r>
+      <w:r>
+        <w:rPr>
+          <w:b/>
+          <w:color w:val="4A4A49"/>
+          <w:sz w:val="22"/>
+        </w:rPr>
+        <w:t>?</w:t>
       </w:r>
     </w:p>
     <w:p>
@@ -17540,6 +18526,7 @@
       <w:r>
         <w:rPr>
           <w:rFonts w:ascii="Consolas" w:hAnsi="Consolas"/>
+          <w:b w:val="0"/>
           <w:color w:val="111111"/>
           <w:sz w:val="21"/>
         </w:rPr>
@@ -17556,6 +18543,7 @@
       <w:r>
         <w:rPr>
           <w:rFonts w:ascii="Consolas" w:hAnsi="Consolas"/>
+          <w:b w:val="0"/>
           <w:color w:val="111111"/>
           <w:sz w:val="21"/>
         </w:rPr>
@@ -17572,6 +18560,7 @@
       <w:r>
         <w:rPr>
           <w:rFonts w:ascii="Consolas" w:hAnsi="Consolas"/>
+          <w:b w:val="0"/>
           <w:color w:val="111111"/>
           <w:sz w:val="21"/>
         </w:rPr>
@@ -17588,6 +18577,7 @@
       <w:r>
         <w:rPr>
           <w:rFonts w:ascii="Consolas" w:hAnsi="Consolas"/>
+          <w:b w:val="0"/>
           <w:color w:val="111111"/>
           <w:sz w:val="21"/>
         </w:rPr>
@@ -17636,6 +18626,7 @@
       <w:r>
         <w:rPr>
           <w:rFonts w:ascii="Consolas" w:hAnsi="Consolas"/>
+          <w:b w:val="0"/>
           <w:color w:val="111111"/>
           <w:sz w:val="21"/>
         </w:rPr>
@@ -17652,6 +18643,7 @@
       <w:r>
         <w:rPr>
           <w:rFonts w:ascii="Consolas" w:hAnsi="Consolas"/>
+          <w:b w:val="0"/>
           <w:color w:val="111111"/>
           <w:sz w:val="21"/>
         </w:rPr>
@@ -17668,6 +18660,7 @@
       <w:r>
         <w:rPr>
           <w:rFonts w:ascii="Consolas" w:hAnsi="Consolas"/>
+          <w:b w:val="0"/>
           <w:color w:val="111111"/>
           <w:sz w:val="21"/>
         </w:rPr>
@@ -17684,6 +18677,7 @@
       <w:r>
         <w:rPr>
           <w:rFonts w:ascii="Consolas" w:hAnsi="Consolas"/>
+          <w:b w:val="0"/>
           <w:color w:val="111111"/>
           <w:sz w:val="21"/>
         </w:rPr>
@@ -17700,6 +18694,7 @@
       <w:r>
         <w:rPr>
           <w:rFonts w:ascii="Consolas" w:hAnsi="Consolas"/>
+          <w:b w:val="0"/>
           <w:color w:val="111111"/>
           <w:sz w:val="21"/>
         </w:rPr>
@@ -17800,6 +18795,7 @@
       <w:r>
         <w:rPr>
           <w:rFonts w:ascii="Consolas" w:hAnsi="Consolas"/>
+          <w:b w:val="0"/>
           <w:color w:val="111111"/>
           <w:sz w:val="21"/>
         </w:rPr>
@@ -17926,6 +18922,7 @@
       <w:r>
         <w:rPr>
           <w:rFonts w:ascii="Consolas" w:hAnsi="Consolas"/>
+          <w:b w:val="0"/>
           <w:color w:val="111111"/>
           <w:sz w:val="21"/>
         </w:rPr>
@@ -17974,6 +18971,7 @@
       <w:r>
         <w:rPr>
           <w:rFonts w:ascii="Consolas" w:hAnsi="Consolas"/>
+          <w:b w:val="0"/>
           <w:color w:val="111111"/>
           <w:sz w:val="21"/>
         </w:rPr>
@@ -18022,6 +19020,7 @@
       <w:r>
         <w:rPr>
           <w:rFonts w:ascii="Consolas" w:hAnsi="Consolas"/>
+          <w:b w:val="0"/>
           <w:color w:val="111111"/>
           <w:sz w:val="21"/>
         </w:rPr>
@@ -18038,6 +19037,7 @@
       <w:r>
         <w:rPr>
           <w:rFonts w:ascii="Consolas" w:hAnsi="Consolas"/>
+          <w:b w:val="0"/>
           <w:color w:val="111111"/>
           <w:sz w:val="21"/>
         </w:rPr>
@@ -18114,11 +19114,12 @@
       </w:r>
       <w:r>
         <w:rPr>
+          <w:rFonts w:ascii="Consolas" w:hAnsi="Consolas"/>
           <w:b/>
-          <w:color w:val="4A4A49"/>
-          <w:sz w:val="22"/>
-        </w:rPr>
-        <w:t>`FALSE`</w:t>
+          <w:color w:val="111111"/>
+          <w:sz w:val="21"/>
+        </w:rPr>
+        <w:t>FALSE</w:t>
       </w:r>
       <w:r>
         <w:rPr>
@@ -18131,6 +19132,7 @@
       <w:r>
         <w:rPr>
           <w:rFonts w:ascii="Consolas" w:hAnsi="Consolas"/>
+          <w:b w:val="0"/>
           <w:color w:val="111111"/>
           <w:sz w:val="21"/>
         </w:rPr>
@@ -18147,6 +19149,7 @@
       <w:r>
         <w:rPr>
           <w:rFonts w:ascii="Consolas" w:hAnsi="Consolas"/>
+          <w:b w:val="0"/>
           <w:color w:val="111111"/>
           <w:sz w:val="21"/>
         </w:rPr>
@@ -18198,7 +19201,41 @@
           <w:color w:val="4A4A49"/>
           <w:sz w:val="22"/>
         </w:rPr>
-        <w:t>cada `PARCIAL` o `NO` del checklist tiene que tener su gap</w:t>
+        <w:t xml:space="preserve">cada </w:t>
+      </w:r>
+      <w:r>
+        <w:rPr>
+          <w:rFonts w:ascii="Consolas" w:hAnsi="Consolas"/>
+          <w:b/>
+          <w:color w:val="111111"/>
+          <w:sz w:val="21"/>
+        </w:rPr>
+        <w:t>PARCIAL</w:t>
+      </w:r>
+      <w:r>
+        <w:rPr>
+          <w:b/>
+          <w:color w:val="4A4A49"/>
+          <w:sz w:val="22"/>
+        </w:rPr>
+        <w:t xml:space="preserve"> o </w:t>
+      </w:r>
+      <w:r>
+        <w:rPr>
+          <w:rFonts w:ascii="Consolas" w:hAnsi="Consolas"/>
+          <w:b/>
+          <w:color w:val="111111"/>
+          <w:sz w:val="21"/>
+        </w:rPr>
+        <w:t>NO</w:t>
+      </w:r>
+      <w:r>
+        <w:rPr>
+          <w:b/>
+          <w:color w:val="4A4A49"/>
+          <w:sz w:val="22"/>
+        </w:rPr>
+        <w:t xml:space="preserve"> del checklist tiene que tener su gap</w:t>
       </w:r>
       <w:r>
         <w:rPr>
@@ -18211,6 +19248,7 @@
       <w:r>
         <w:rPr>
           <w:rFonts w:ascii="Consolas" w:hAnsi="Consolas"/>
+          <w:b w:val="0"/>
           <w:color w:val="111111"/>
           <w:sz w:val="21"/>
         </w:rPr>
@@ -18256,6 +19294,7 @@
       <w:r>
         <w:rPr>
           <w:rFonts w:ascii="Consolas" w:hAnsi="Consolas"/>
+          <w:b w:val="0"/>
           <w:color w:val="111111"/>
           <w:sz w:val="21"/>
         </w:rPr>
